--- a/report.docx
+++ b/report.docx
@@ -3496,6 +3496,5861 @@
         </w:rPr>
         <w:t>bit</w:t>
       </w:r>
+    </w:p>
+    <w:p>
+      <w:pPr>
+        <w:pStyle w:val="ListParagraph"/>
+        <w:numPr>
+          <w:ilvl w:val="0"/>
+          <w:numId w:val="1"/>
+        </w:numPr>
+        <w:rPr>
+          <w:rFonts w:ascii="Times New Roman" w:hAnsi="Times New Roman" w:cs="Times New Roman"/>
+        </w:rPr>
+      </w:pPr>
+      <w:r>
+        <w:rPr>
+          <w:rFonts w:ascii="Times New Roman" w:hAnsi="Times New Roman" w:cs="Times New Roman"/>
+        </w:rPr>
+        <w:t>Graph-partitioning:</w:t>
+      </w:r>
+    </w:p>
+    <w:p>
+      <w:pPr>
+        <w:pStyle w:val="ListParagraph"/>
+        <w:numPr>
+          <w:ilvl w:val="0"/>
+          <w:numId w:val="3"/>
+        </w:numPr>
+        <w:rPr>
+          <w:rFonts w:ascii="Times New Roman" w:hAnsi="Times New Roman" w:cs="Times New Roman"/>
+          <w:lang w:val="vi-VN"/>
+        </w:rPr>
+      </w:pPr>
+      <w:r>
+        <w:rPr>
+          <w:rFonts w:ascii="Times New Roman" w:hAnsi="Times New Roman" w:cs="Times New Roman"/>
+        </w:rPr>
+        <w:t>Tín</w:t>
+      </w:r>
+      <w:r>
+        <w:rPr>
+          <w:rFonts w:ascii="Times New Roman" w:hAnsi="Times New Roman" w:cs="Times New Roman"/>
+          <w:lang w:val="vi-VN"/>
+        </w:rPr>
+        <w:t xml:space="preserve"> Hiệu Control:</w:t>
+      </w:r>
+    </w:p>
+    <w:tbl>
+      <w:tblPr>
+        <w:tblStyle w:val="TableGrid"/>
+        <w:tblW w:w="9350" w:type="dxa"/>
+        <w:jc w:val="center"/>
+        <w:tblLook w:val="04A0" w:firstRow="1" w:lastRow="0" w:firstColumn="1" w:lastColumn="0" w:noHBand="0" w:noVBand="1"/>
+      </w:tblPr>
+      <w:tblGrid>
+        <w:gridCol w:w="1141"/>
+        <w:gridCol w:w="1176"/>
+        <w:gridCol w:w="1176"/>
+        <w:gridCol w:w="1191"/>
+        <w:gridCol w:w="1195"/>
+        <w:gridCol w:w="1157"/>
+        <w:gridCol w:w="1160"/>
+        <w:gridCol w:w="1154"/>
+      </w:tblGrid>
+      <w:tr>
+        <w:trPr>
+          <w:jc w:val="center"/>
+        </w:trPr>
+        <w:tc>
+          <w:tcPr>
+            <w:tcW w:w="1141" w:type="dxa"/>
+          </w:tcPr>
+          <w:p>
+            <w:pPr>
+              <w:pStyle w:val="ListParagraph"/>
+              <w:numPr>
+                <w:ilvl w:val="0"/>
+                <w:numId w:val="1"/>
+              </w:numPr>
+              <w:jc w:val="center"/>
+            </w:pPr>
+          </w:p>
+        </w:tc>
+        <w:tc>
+          <w:tcPr>
+            <w:tcW w:w="1176" w:type="dxa"/>
+          </w:tcPr>
+          <w:p>
+            <w:pPr>
+              <w:jc w:val="center"/>
+            </w:pPr>
+            <w:r>
+              <w:t>S1[1..0]</w:t>
+            </w:r>
+          </w:p>
+        </w:tc>
+        <w:tc>
+          <w:tcPr>
+            <w:tcW w:w="1176" w:type="dxa"/>
+          </w:tcPr>
+          <w:p>
+            <w:pPr>
+              <w:jc w:val="center"/>
+            </w:pPr>
+            <w:r>
+              <w:t>S2[2..0]</w:t>
+            </w:r>
+          </w:p>
+        </w:tc>
+        <w:tc>
+          <w:tcPr>
+            <w:tcW w:w="1191" w:type="dxa"/>
+          </w:tcPr>
+          <w:p>
+            <w:pPr>
+              <w:jc w:val="center"/>
+            </w:pPr>
+            <w:r>
+              <w:t>WA1[1..0]</w:t>
+            </w:r>
+          </w:p>
+        </w:tc>
+        <w:tc>
+          <w:tcPr>
+            <w:tcW w:w="1195" w:type="dxa"/>
+          </w:tcPr>
+          <w:p>
+            <w:pPr>
+              <w:jc w:val="center"/>
+            </w:pPr>
+            <w:r>
+              <w:t>RAA1[1..0]</w:t>
+            </w:r>
+          </w:p>
+        </w:tc>
+        <w:tc>
+          <w:tcPr>
+            <w:tcW w:w="1157" w:type="dxa"/>
+          </w:tcPr>
+          <w:p>
+            <w:pPr>
+              <w:jc w:val="center"/>
+            </w:pPr>
+            <w:r>
+              <w:t>WE1</w:t>
+            </w:r>
+          </w:p>
+        </w:tc>
+        <w:tc>
+          <w:tcPr>
+            <w:tcW w:w="1160" w:type="dxa"/>
+          </w:tcPr>
+          <w:p>
+            <w:pPr>
+              <w:jc w:val="center"/>
+            </w:pPr>
+            <w:r>
+              <w:t>REA1</w:t>
+            </w:r>
+          </w:p>
+        </w:tc>
+        <w:tc>
+          <w:tcPr>
+            <w:tcW w:w="1154" w:type="dxa"/>
+          </w:tcPr>
+          <w:p>
+            <w:pPr>
+              <w:jc w:val="center"/>
+            </w:pPr>
+            <w:r>
+              <w:t>COP</w:t>
+            </w:r>
+          </w:p>
+        </w:tc>
+      </w:tr>
+      <w:tr>
+        <w:trPr>
+          <w:jc w:val="center"/>
+        </w:trPr>
+        <w:tc>
+          <w:tcPr>
+            <w:tcW w:w="1141" w:type="dxa"/>
+          </w:tcPr>
+          <w:p>
+            <w:pPr>
+              <w:jc w:val="center"/>
+            </w:pPr>
+            <w:r>
+              <w:t>S0</w:t>
+            </w:r>
+          </w:p>
+        </w:tc>
+        <w:tc>
+          <w:tcPr>
+            <w:tcW w:w="1176" w:type="dxa"/>
+          </w:tcPr>
+          <w:p>
+            <w:pPr>
+              <w:jc w:val="center"/>
+            </w:pPr>
+            <w:r>
+              <w:t>0 0(i1)</w:t>
+            </w:r>
+          </w:p>
+        </w:tc>
+        <w:tc>
+          <w:tcPr>
+            <w:tcW w:w="1176" w:type="dxa"/>
+          </w:tcPr>
+          <w:p>
+            <w:pPr>
+              <w:jc w:val="center"/>
+            </w:pPr>
+            <w:r>
+              <w:t>0 0 0(i2)</w:t>
+            </w:r>
+          </w:p>
+        </w:tc>
+        <w:tc>
+          <w:tcPr>
+            <w:tcW w:w="1191" w:type="dxa"/>
+          </w:tcPr>
+          <w:p>
+            <w:pPr>
+              <w:jc w:val="center"/>
+            </w:pPr>
+            <w:r>
+              <w:t>0 0(i1)</w:t>
+            </w:r>
+          </w:p>
+        </w:tc>
+        <w:tc>
+          <w:tcPr>
+            <w:tcW w:w="1195" w:type="dxa"/>
+          </w:tcPr>
+          <w:p>
+            <w:pPr>
+              <w:jc w:val="center"/>
+            </w:pPr>
+            <w:r>
+              <w:t>X</w:t>
+            </w:r>
+          </w:p>
+        </w:tc>
+        <w:tc>
+          <w:tcPr>
+            <w:tcW w:w="1157" w:type="dxa"/>
+          </w:tcPr>
+          <w:p>
+            <w:pPr>
+              <w:jc w:val="center"/>
+            </w:pPr>
+            <w:r>
+              <w:t>1</w:t>
+            </w:r>
+          </w:p>
+        </w:tc>
+        <w:tc>
+          <w:tcPr>
+            <w:tcW w:w="1160" w:type="dxa"/>
+          </w:tcPr>
+          <w:p>
+            <w:pPr>
+              <w:jc w:val="center"/>
+            </w:pPr>
+            <w:r>
+              <w:t>X</w:t>
+            </w:r>
+          </w:p>
+        </w:tc>
+        <w:tc>
+          <w:tcPr>
+            <w:tcW w:w="1154" w:type="dxa"/>
+          </w:tcPr>
+          <w:p>
+            <w:pPr>
+              <w:jc w:val="center"/>
+            </w:pPr>
+            <w:r>
+              <w:t>0</w:t>
+            </w:r>
+          </w:p>
+        </w:tc>
+      </w:tr>
+      <w:tr>
+        <w:trPr>
+          <w:jc w:val="center"/>
+        </w:trPr>
+        <w:tc>
+          <w:tcPr>
+            <w:tcW w:w="1141" w:type="dxa"/>
+          </w:tcPr>
+          <w:p>
+            <w:pPr>
+              <w:jc w:val="center"/>
+            </w:pPr>
+            <w:r>
+              <w:t>S1</w:t>
+            </w:r>
+          </w:p>
+        </w:tc>
+        <w:tc>
+          <w:tcPr>
+            <w:tcW w:w="1176" w:type="dxa"/>
+          </w:tcPr>
+          <w:p>
+            <w:pPr>
+              <w:jc w:val="center"/>
+            </w:pPr>
+            <w:r>
+              <w:t>1 0 |i1|</w:t>
+            </w:r>
+          </w:p>
+        </w:tc>
+        <w:tc>
+          <w:tcPr>
+            <w:tcW w:w="1176" w:type="dxa"/>
+          </w:tcPr>
+          <w:p>
+            <w:pPr>
+              <w:jc w:val="center"/>
+            </w:pPr>
+            <w:r>
+              <w:t>0 0 1(|i2|)</w:t>
+            </w:r>
+          </w:p>
+        </w:tc>
+        <w:tc>
+          <w:tcPr>
+            <w:tcW w:w="1191" w:type="dxa"/>
+          </w:tcPr>
+          <w:p>
+            <w:pPr>
+              <w:jc w:val="center"/>
+            </w:pPr>
+            <w:r>
+              <w:t>0 1(t1)</w:t>
+            </w:r>
+          </w:p>
+        </w:tc>
+        <w:tc>
+          <w:tcPr>
+            <w:tcW w:w="1195" w:type="dxa"/>
+          </w:tcPr>
+          <w:p>
+            <w:pPr>
+              <w:jc w:val="center"/>
+            </w:pPr>
+            <w:r>
+              <w:t>0 0</w:t>
+            </w:r>
+          </w:p>
+        </w:tc>
+        <w:tc>
+          <w:tcPr>
+            <w:tcW w:w="1157" w:type="dxa"/>
+          </w:tcPr>
+          <w:p>
+            <w:pPr>
+              <w:jc w:val="center"/>
+            </w:pPr>
+            <w:r>
+              <w:t>1</w:t>
+            </w:r>
+          </w:p>
+        </w:tc>
+        <w:tc>
+          <w:tcPr>
+            <w:tcW w:w="1160" w:type="dxa"/>
+          </w:tcPr>
+          <w:p>
+            <w:pPr>
+              <w:jc w:val="center"/>
+            </w:pPr>
+            <w:r>
+              <w:t>1</w:t>
+            </w:r>
+          </w:p>
+        </w:tc>
+        <w:tc>
+          <w:tcPr>
+            <w:tcW w:w="1154" w:type="dxa"/>
+          </w:tcPr>
+          <w:p>
+            <w:pPr>
+              <w:jc w:val="center"/>
+            </w:pPr>
+            <w:r>
+              <w:t>0</w:t>
+            </w:r>
+          </w:p>
+        </w:tc>
+      </w:tr>
+      <w:tr>
+        <w:trPr>
+          <w:jc w:val="center"/>
+        </w:trPr>
+        <w:tc>
+          <w:tcPr>
+            <w:tcW w:w="1141" w:type="dxa"/>
+          </w:tcPr>
+          <w:p>
+            <w:pPr>
+              <w:jc w:val="center"/>
+            </w:pPr>
+            <w:r>
+              <w:t>S2</w:t>
+            </w:r>
+          </w:p>
+        </w:tc>
+        <w:tc>
+          <w:tcPr>
+            <w:tcW w:w="1176" w:type="dxa"/>
+          </w:tcPr>
+          <w:p>
+            <w:pPr>
+              <w:jc w:val="center"/>
+            </w:pPr>
+            <w:r>
+              <w:t>0 1(max)</w:t>
+            </w:r>
+          </w:p>
+        </w:tc>
+        <w:tc>
+          <w:tcPr>
+            <w:tcW w:w="1176" w:type="dxa"/>
+          </w:tcPr>
+          <w:p>
+            <w:pPr>
+              <w:jc w:val="center"/>
+            </w:pPr>
+            <w:r>
+              <w:t>0 1 0(min)</w:t>
+            </w:r>
+          </w:p>
+        </w:tc>
+        <w:tc>
+          <w:tcPr>
+            <w:tcW w:w="1191" w:type="dxa"/>
+          </w:tcPr>
+          <w:p>
+            <w:pPr>
+              <w:jc w:val="center"/>
+            </w:pPr>
+            <w:r>
+              <w:t>1 0(x)</w:t>
+            </w:r>
+          </w:p>
+        </w:tc>
+        <w:tc>
+          <w:tcPr>
+            <w:tcW w:w="1195" w:type="dxa"/>
+          </w:tcPr>
+          <w:p>
+            <w:pPr>
+              <w:jc w:val="center"/>
+            </w:pPr>
+            <w:r>
+              <w:t>0 1</w:t>
+            </w:r>
+          </w:p>
+        </w:tc>
+        <w:tc>
+          <w:tcPr>
+            <w:tcW w:w="1157" w:type="dxa"/>
+          </w:tcPr>
+          <w:p>
+            <w:pPr>
+              <w:jc w:val="center"/>
+            </w:pPr>
+            <w:r>
+              <w:t>1</w:t>
+            </w:r>
+          </w:p>
+        </w:tc>
+        <w:tc>
+          <w:tcPr>
+            <w:tcW w:w="1160" w:type="dxa"/>
+          </w:tcPr>
+          <w:p>
+            <w:pPr>
+              <w:jc w:val="center"/>
+            </w:pPr>
+            <w:r>
+              <w:t>1</w:t>
+            </w:r>
+          </w:p>
+        </w:tc>
+        <w:tc>
+          <w:tcPr>
+            <w:tcW w:w="1154" w:type="dxa"/>
+          </w:tcPr>
+          <w:p>
+            <w:pPr>
+              <w:jc w:val="center"/>
+            </w:pPr>
+            <w:r>
+              <w:t>0</w:t>
+            </w:r>
+          </w:p>
+        </w:tc>
+      </w:tr>
+      <w:tr>
+        <w:trPr>
+          <w:jc w:val="center"/>
+        </w:trPr>
+        <w:tc>
+          <w:tcPr>
+            <w:tcW w:w="1141" w:type="dxa"/>
+          </w:tcPr>
+          <w:p>
+            <w:pPr>
+              <w:jc w:val="center"/>
+            </w:pPr>
+            <w:r>
+              <w:t>S3</w:t>
+            </w:r>
+          </w:p>
+        </w:tc>
+        <w:tc>
+          <w:tcPr>
+            <w:tcW w:w="1176" w:type="dxa"/>
+          </w:tcPr>
+          <w:p>
+            <w:pPr>
+              <w:jc w:val="center"/>
+            </w:pPr>
+            <w:r>
+              <w:t>X</w:t>
+            </w:r>
+          </w:p>
+        </w:tc>
+        <w:tc>
+          <w:tcPr>
+            <w:tcW w:w="1176" w:type="dxa"/>
+          </w:tcPr>
+          <w:p>
+            <w:pPr>
+              <w:jc w:val="center"/>
+            </w:pPr>
+            <w:r>
+              <w:t>1 0 1(sh3)</w:t>
+            </w:r>
+          </w:p>
+        </w:tc>
+        <w:tc>
+          <w:tcPr>
+            <w:tcW w:w="1191" w:type="dxa"/>
+          </w:tcPr>
+          <w:p>
+            <w:pPr>
+              <w:jc w:val="center"/>
+            </w:pPr>
+            <w:r>
+              <w:t>X</w:t>
+            </w:r>
+          </w:p>
+        </w:tc>
+        <w:tc>
+          <w:tcPr>
+            <w:tcW w:w="1195" w:type="dxa"/>
+          </w:tcPr>
+          <w:p>
+            <w:pPr>
+              <w:jc w:val="center"/>
+            </w:pPr>
+            <w:r>
+              <w:t>1 0</w:t>
+            </w:r>
+          </w:p>
+        </w:tc>
+        <w:tc>
+          <w:tcPr>
+            <w:tcW w:w="1157" w:type="dxa"/>
+          </w:tcPr>
+          <w:p>
+            <w:pPr>
+              <w:jc w:val="center"/>
+            </w:pPr>
+            <w:r>
+              <w:t>0</w:t>
+            </w:r>
+          </w:p>
+        </w:tc>
+        <w:tc>
+          <w:tcPr>
+            <w:tcW w:w="1160" w:type="dxa"/>
+          </w:tcPr>
+          <w:p>
+            <w:pPr>
+              <w:jc w:val="center"/>
+            </w:pPr>
+            <w:r>
+              <w:t>1</w:t>
+            </w:r>
+          </w:p>
+        </w:tc>
+        <w:tc>
+          <w:tcPr>
+            <w:tcW w:w="1154" w:type="dxa"/>
+          </w:tcPr>
+          <w:p>
+            <w:pPr>
+              <w:jc w:val="center"/>
+            </w:pPr>
+            <w:r>
+              <w:t>0</w:t>
+            </w:r>
+          </w:p>
+        </w:tc>
+      </w:tr>
+      <w:tr>
+        <w:trPr>
+          <w:jc w:val="center"/>
+        </w:trPr>
+        <w:tc>
+          <w:tcPr>
+            <w:tcW w:w="1141" w:type="dxa"/>
+          </w:tcPr>
+          <w:p>
+            <w:pPr>
+              <w:jc w:val="center"/>
+            </w:pPr>
+            <w:r>
+              <w:t>S4</w:t>
+            </w:r>
+          </w:p>
+        </w:tc>
+        <w:tc>
+          <w:tcPr>
+            <w:tcW w:w="1176" w:type="dxa"/>
+          </w:tcPr>
+          <w:p>
+            <w:pPr>
+              <w:jc w:val="center"/>
+            </w:pPr>
+            <w:r>
+              <w:t>X</w:t>
+            </w:r>
+          </w:p>
+        </w:tc>
+        <w:tc>
+          <w:tcPr>
+            <w:tcW w:w="1176" w:type="dxa"/>
+          </w:tcPr>
+          <w:p>
+            <w:pPr>
+              <w:jc w:val="center"/>
+            </w:pPr>
+            <w:r>
+              <w:t>1 0 0(sub)</w:t>
+            </w:r>
+          </w:p>
+        </w:tc>
+        <w:tc>
+          <w:tcPr>
+            <w:tcW w:w="1191" w:type="dxa"/>
+          </w:tcPr>
+          <w:p>
+            <w:pPr>
+              <w:jc w:val="center"/>
+            </w:pPr>
+            <w:r>
+              <w:t>X</w:t>
+            </w:r>
+          </w:p>
+        </w:tc>
+        <w:tc>
+          <w:tcPr>
+            <w:tcW w:w="1195" w:type="dxa"/>
+          </w:tcPr>
+          <w:p>
+            <w:pPr>
+              <w:jc w:val="center"/>
+            </w:pPr>
+            <w:r>
+              <w:t>1 0</w:t>
+            </w:r>
+          </w:p>
+        </w:tc>
+        <w:tc>
+          <w:tcPr>
+            <w:tcW w:w="1157" w:type="dxa"/>
+          </w:tcPr>
+          <w:p>
+            <w:pPr>
+              <w:jc w:val="center"/>
+            </w:pPr>
+            <w:r>
+              <w:t>0</w:t>
+            </w:r>
+          </w:p>
+        </w:tc>
+        <w:tc>
+          <w:tcPr>
+            <w:tcW w:w="1160" w:type="dxa"/>
+          </w:tcPr>
+          <w:p>
+            <w:pPr>
+              <w:jc w:val="center"/>
+            </w:pPr>
+            <w:r>
+              <w:t>1</w:t>
+            </w:r>
+          </w:p>
+        </w:tc>
+        <w:tc>
+          <w:tcPr>
+            <w:tcW w:w="1154" w:type="dxa"/>
+          </w:tcPr>
+          <w:p>
+            <w:pPr>
+              <w:jc w:val="center"/>
+            </w:pPr>
+            <w:r>
+              <w:t>0</w:t>
+            </w:r>
+          </w:p>
+        </w:tc>
+      </w:tr>
+      <w:tr>
+        <w:trPr>
+          <w:jc w:val="center"/>
+        </w:trPr>
+        <w:tc>
+          <w:tcPr>
+            <w:tcW w:w="1141" w:type="dxa"/>
+          </w:tcPr>
+          <w:p>
+            <w:pPr>
+              <w:jc w:val="center"/>
+            </w:pPr>
+            <w:r>
+              <w:t>S5</w:t>
+            </w:r>
+          </w:p>
+        </w:tc>
+        <w:tc>
+          <w:tcPr>
+            <w:tcW w:w="1176" w:type="dxa"/>
+          </w:tcPr>
+          <w:p>
+            <w:pPr>
+              <w:jc w:val="center"/>
+            </w:pPr>
+            <w:r>
+              <w:t>X</w:t>
+            </w:r>
+          </w:p>
+        </w:tc>
+        <w:tc>
+          <w:tcPr>
+            <w:tcW w:w="1176" w:type="dxa"/>
+          </w:tcPr>
+          <w:p>
+            <w:pPr>
+              <w:jc w:val="center"/>
+            </w:pPr>
+            <w:r>
+              <w:t>0 1 1(sum)</w:t>
+            </w:r>
+          </w:p>
+        </w:tc>
+        <w:tc>
+          <w:tcPr>
+            <w:tcW w:w="1191" w:type="dxa"/>
+          </w:tcPr>
+          <w:p>
+            <w:pPr>
+              <w:jc w:val="center"/>
+            </w:pPr>
+            <w:r>
+              <w:t>X</w:t>
+            </w:r>
+          </w:p>
+        </w:tc>
+        <w:tc>
+          <w:tcPr>
+            <w:tcW w:w="1195" w:type="dxa"/>
+          </w:tcPr>
+          <w:p>
+            <w:pPr>
+              <w:jc w:val="center"/>
+            </w:pPr>
+            <w:r>
+              <w:t>X</w:t>
+            </w:r>
+          </w:p>
+        </w:tc>
+        <w:tc>
+          <w:tcPr>
+            <w:tcW w:w="1157" w:type="dxa"/>
+          </w:tcPr>
+          <w:p>
+            <w:pPr>
+              <w:jc w:val="center"/>
+            </w:pPr>
+            <w:r>
+              <w:t>0</w:t>
+            </w:r>
+          </w:p>
+        </w:tc>
+        <w:tc>
+          <w:tcPr>
+            <w:tcW w:w="1160" w:type="dxa"/>
+          </w:tcPr>
+          <w:p>
+            <w:pPr>
+              <w:jc w:val="center"/>
+            </w:pPr>
+            <w:r>
+              <w:t>X</w:t>
+            </w:r>
+          </w:p>
+        </w:tc>
+        <w:tc>
+          <w:tcPr>
+            <w:tcW w:w="1154" w:type="dxa"/>
+          </w:tcPr>
+          <w:p>
+            <w:pPr>
+              <w:jc w:val="center"/>
+            </w:pPr>
+            <w:r>
+              <w:t>0</w:t>
+            </w:r>
+          </w:p>
+        </w:tc>
+      </w:tr>
+      <w:tr>
+        <w:trPr>
+          <w:jc w:val="center"/>
+        </w:trPr>
+        <w:tc>
+          <w:tcPr>
+            <w:tcW w:w="1141" w:type="dxa"/>
+          </w:tcPr>
+          <w:p>
+            <w:pPr>
+              <w:jc w:val="center"/>
+            </w:pPr>
+            <w:r>
+              <w:t>S6</w:t>
+            </w:r>
+          </w:p>
+        </w:tc>
+        <w:tc>
+          <w:tcPr>
+            <w:tcW w:w="1176" w:type="dxa"/>
+          </w:tcPr>
+          <w:p>
+            <w:pPr>
+              <w:jc w:val="center"/>
+            </w:pPr>
+            <w:r>
+              <w:t>0 1</w:t>
+            </w:r>
+          </w:p>
+        </w:tc>
+        <w:tc>
+          <w:tcPr>
+            <w:tcW w:w="1176" w:type="dxa"/>
+          </w:tcPr>
+          <w:p>
+            <w:pPr>
+              <w:jc w:val="center"/>
+            </w:pPr>
+            <w:r>
+              <w:t>X</w:t>
+            </w:r>
+          </w:p>
+        </w:tc>
+        <w:tc>
+          <w:tcPr>
+            <w:tcW w:w="1191" w:type="dxa"/>
+          </w:tcPr>
+          <w:p>
+            <w:pPr>
+              <w:jc w:val="center"/>
+            </w:pPr>
+            <w:r>
+              <w:t>1 1</w:t>
+            </w:r>
+          </w:p>
+        </w:tc>
+        <w:tc>
+          <w:tcPr>
+            <w:tcW w:w="1195" w:type="dxa"/>
+          </w:tcPr>
+          <w:p>
+            <w:pPr>
+              <w:jc w:val="center"/>
+            </w:pPr>
+            <w:r>
+              <w:t>1 0</w:t>
+            </w:r>
+          </w:p>
+        </w:tc>
+        <w:tc>
+          <w:tcPr>
+            <w:tcW w:w="1157" w:type="dxa"/>
+          </w:tcPr>
+          <w:p>
+            <w:pPr>
+              <w:jc w:val="center"/>
+            </w:pPr>
+            <w:r>
+              <w:t>1</w:t>
+            </w:r>
+          </w:p>
+        </w:tc>
+        <w:tc>
+          <w:tcPr>
+            <w:tcW w:w="1160" w:type="dxa"/>
+          </w:tcPr>
+          <w:p>
+            <w:pPr>
+              <w:jc w:val="center"/>
+            </w:pPr>
+            <w:r>
+              <w:t>1</w:t>
+            </w:r>
+          </w:p>
+        </w:tc>
+        <w:tc>
+          <w:tcPr>
+            <w:tcW w:w="1154" w:type="dxa"/>
+          </w:tcPr>
+          <w:p>
+            <w:pPr>
+              <w:jc w:val="center"/>
+            </w:pPr>
+            <w:r>
+              <w:t>0</w:t>
+            </w:r>
+          </w:p>
+        </w:tc>
+      </w:tr>
+      <w:tr>
+        <w:trPr>
+          <w:jc w:val="center"/>
+        </w:trPr>
+        <w:tc>
+          <w:tcPr>
+            <w:tcW w:w="1141" w:type="dxa"/>
+          </w:tcPr>
+          <w:p>
+            <w:pPr>
+              <w:jc w:val="center"/>
+            </w:pPr>
+            <w:r>
+              <w:t>S7</w:t>
+            </w:r>
+          </w:p>
+        </w:tc>
+        <w:tc>
+          <w:tcPr>
+            <w:tcW w:w="1176" w:type="dxa"/>
+          </w:tcPr>
+          <w:p>
+            <w:pPr>
+              <w:jc w:val="center"/>
+            </w:pPr>
+            <w:r>
+              <w:t>X</w:t>
+            </w:r>
+          </w:p>
+        </w:tc>
+        <w:tc>
+          <w:tcPr>
+            <w:tcW w:w="1176" w:type="dxa"/>
+          </w:tcPr>
+          <w:p>
+            <w:pPr>
+              <w:jc w:val="center"/>
+            </w:pPr>
+            <w:r>
+              <w:t>X</w:t>
+            </w:r>
+          </w:p>
+        </w:tc>
+        <w:tc>
+          <w:tcPr>
+            <w:tcW w:w="1191" w:type="dxa"/>
+          </w:tcPr>
+          <w:p>
+            <w:pPr>
+              <w:jc w:val="center"/>
+            </w:pPr>
+            <w:r>
+              <w:t>X</w:t>
+            </w:r>
+          </w:p>
+        </w:tc>
+        <w:tc>
+          <w:tcPr>
+            <w:tcW w:w="1195" w:type="dxa"/>
+          </w:tcPr>
+          <w:p>
+            <w:pPr>
+              <w:jc w:val="center"/>
+            </w:pPr>
+            <w:r>
+              <w:t>1 1</w:t>
+            </w:r>
+          </w:p>
+        </w:tc>
+        <w:tc>
+          <w:tcPr>
+            <w:tcW w:w="1157" w:type="dxa"/>
+          </w:tcPr>
+          <w:p>
+            <w:pPr>
+              <w:jc w:val="center"/>
+            </w:pPr>
+            <w:r>
+              <w:t>0</w:t>
+            </w:r>
+          </w:p>
+        </w:tc>
+        <w:tc>
+          <w:tcPr>
+            <w:tcW w:w="1160" w:type="dxa"/>
+          </w:tcPr>
+          <w:p>
+            <w:pPr>
+              <w:jc w:val="center"/>
+            </w:pPr>
+            <w:r>
+              <w:t>1</w:t>
+            </w:r>
+          </w:p>
+        </w:tc>
+        <w:tc>
+          <w:tcPr>
+            <w:tcW w:w="1154" w:type="dxa"/>
+          </w:tcPr>
+          <w:p>
+            <w:pPr>
+              <w:jc w:val="center"/>
+            </w:pPr>
+            <w:r>
+              <w:t>1</w:t>
+            </w:r>
+          </w:p>
+        </w:tc>
+      </w:tr>
+    </w:tbl>
+    <w:p>
+      <w:pPr>
+        <w:ind w:left="607"/>
+      </w:pPr>
+    </w:p>
+    <w:p>
+      <w:pPr>
+        <w:ind w:left="607"/>
+      </w:pPr>
+      <w:r>
+        <w:lastRenderedPageBreak/>
+        <w:t>S1[1] = Q0</w:t>
+      </w:r>
+    </w:p>
+    <w:p>
+      <w:pPr>
+        <w:ind w:left="607"/>
+      </w:pPr>
+      <w:r>
+        <w:t>S1[0] = Q1</w:t>
+      </w:r>
+    </w:p>
+    <w:p>
+      <w:pPr>
+        <w:ind w:left="607"/>
+      </w:pPr>
+      <w:r>
+        <w:t>S2[2] = Q1Q0 + Q2Q0’</w:t>
+      </w:r>
+    </w:p>
+    <w:p>
+      <w:pPr>
+        <w:ind w:left="607"/>
+      </w:pPr>
+      <w:r>
+        <w:t>S2[1] = Q1Q0’ + Q2Q0</w:t>
+      </w:r>
+    </w:p>
+    <w:p>
+      <w:pPr>
+        <w:ind w:left="607"/>
+      </w:pPr>
+      <w:r>
+        <w:t>S2[0] = Q0</w:t>
+      </w:r>
+    </w:p>
+    <w:p>
+      <w:pPr>
+        <w:ind w:left="607"/>
+      </w:pPr>
+      <w:r>
+        <w:t>WA1[1] = Q1</w:t>
+      </w:r>
+    </w:p>
+    <w:p>
+      <w:pPr>
+        <w:ind w:left="607"/>
+      </w:pPr>
+      <w:r>
+        <w:t>WA1[0] = Q0 + Q2</w:t>
+      </w:r>
+    </w:p>
+    <w:p>
+      <w:pPr>
+        <w:ind w:left="607"/>
+      </w:pPr>
+      <w:r>
+        <w:t>RAA1[1] = Q2 + Q1Q0</w:t>
+      </w:r>
+    </w:p>
+    <w:p>
+      <w:pPr>
+        <w:ind w:left="607"/>
+      </w:pPr>
+      <w:r>
+        <w:t>RAA1[0] = Q2 xnor Q0</w:t>
+      </w:r>
+    </w:p>
+    <w:p>
+      <w:pPr>
+        <w:ind w:left="607"/>
+      </w:pPr>
+      <w:r>
+        <w:t xml:space="preserve">WE1 = </w:t>
+      </w:r>
+      <w:r>
+        <w:t>Q2'Q1' + Q1Q0'</w:t>
+      </w:r>
+    </w:p>
+    <w:p>
+      <w:pPr>
+        <w:ind w:left="607"/>
+      </w:pPr>
+      <w:r>
+        <w:t>REA1 = 1</w:t>
+      </w:r>
+    </w:p>
+    <w:p>
+      <w:pPr>
+        <w:ind w:left="607"/>
+      </w:pPr>
+      <w:r>
+        <w:t xml:space="preserve">COP = </w:t>
+      </w:r>
+      <w:r>
+        <w:t>Q2Q1Q0</w:t>
+      </w:r>
+    </w:p>
+    <w:tbl>
+      <w:tblPr>
+        <w:tblStyle w:val="TableGrid"/>
+        <w:tblW w:w="9350" w:type="dxa"/>
+        <w:tblInd w:w="607" w:type="dxa"/>
+        <w:tblLook w:val="04A0" w:firstRow="1" w:lastRow="0" w:firstColumn="1" w:lastColumn="0" w:noHBand="0" w:noVBand="1"/>
+      </w:tblPr>
+      <w:tblGrid>
+        <w:gridCol w:w="909"/>
+        <w:gridCol w:w="1110"/>
+        <w:gridCol w:w="1198"/>
+        <w:gridCol w:w="957"/>
+        <w:gridCol w:w="969"/>
+        <w:gridCol w:w="1110"/>
+        <w:gridCol w:w="1171"/>
+        <w:gridCol w:w="957"/>
+        <w:gridCol w:w="969"/>
+      </w:tblGrid>
+      <w:tr>
+        <w:tc>
+          <w:tcPr>
+            <w:tcW w:w="909" w:type="dxa"/>
+            <w:vAlign w:val="center"/>
+          </w:tcPr>
+          <w:p>
+            <w:pPr>
+              <w:jc w:val="center"/>
+            </w:pPr>
+          </w:p>
+        </w:tc>
+        <w:tc>
+          <w:tcPr>
+            <w:tcW w:w="1110" w:type="dxa"/>
+            <w:vAlign w:val="center"/>
+          </w:tcPr>
+          <w:p>
+            <w:pPr>
+              <w:jc w:val="center"/>
+            </w:pPr>
+            <w:r>
+              <w:t>WA2[2..0]</w:t>
+            </w:r>
+          </w:p>
+        </w:tc>
+        <w:tc>
+          <w:tcPr>
+            <w:tcW w:w="1198" w:type="dxa"/>
+            <w:vAlign w:val="center"/>
+          </w:tcPr>
+          <w:p>
+            <w:pPr>
+              <w:jc w:val="center"/>
+            </w:pPr>
+            <w:r>
+              <w:rPr>
+                <w:b/>
+                <w:bCs/>
+              </w:rPr>
+              <w:t>RAA2[2..0</w:t>
+            </w:r>
+            <w:r>
+              <w:t>]</w:t>
+            </w:r>
+          </w:p>
+        </w:tc>
+        <w:tc>
+          <w:tcPr>
+            <w:tcW w:w="957" w:type="dxa"/>
+            <w:vAlign w:val="center"/>
+          </w:tcPr>
+          <w:p>
+            <w:pPr>
+              <w:jc w:val="center"/>
+            </w:pPr>
+            <w:r>
+              <w:t>WE2</w:t>
+            </w:r>
+          </w:p>
+        </w:tc>
+        <w:tc>
+          <w:tcPr>
+            <w:tcW w:w="969" w:type="dxa"/>
+            <w:vAlign w:val="center"/>
+          </w:tcPr>
+          <w:p>
+            <w:pPr>
+              <w:jc w:val="center"/>
+            </w:pPr>
+            <w:r>
+              <w:t>REA2</w:t>
+            </w:r>
+          </w:p>
+        </w:tc>
+        <w:tc>
+          <w:tcPr>
+            <w:tcW w:w="1110" w:type="dxa"/>
+            <w:vAlign w:val="center"/>
+          </w:tcPr>
+          <w:p>
+            <w:pPr>
+              <w:jc w:val="center"/>
+            </w:pPr>
+            <w:r>
+              <w:t>WA3[1..0]</w:t>
+            </w:r>
+          </w:p>
+        </w:tc>
+        <w:tc>
+          <w:tcPr>
+            <w:tcW w:w="1171" w:type="dxa"/>
+            <w:vAlign w:val="center"/>
+          </w:tcPr>
+          <w:p>
+            <w:pPr>
+              <w:jc w:val="center"/>
+            </w:pPr>
+            <w:r>
+              <w:t>RAA3[1..0]</w:t>
+            </w:r>
+          </w:p>
+        </w:tc>
+        <w:tc>
+          <w:tcPr>
+            <w:tcW w:w="957" w:type="dxa"/>
+            <w:vAlign w:val="center"/>
+          </w:tcPr>
+          <w:p>
+            <w:pPr>
+              <w:jc w:val="center"/>
+            </w:pPr>
+            <w:r>
+              <w:t>WE3</w:t>
+            </w:r>
+          </w:p>
+        </w:tc>
+        <w:tc>
+          <w:tcPr>
+            <w:tcW w:w="969" w:type="dxa"/>
+            <w:vAlign w:val="center"/>
+          </w:tcPr>
+          <w:p>
+            <w:pPr>
+              <w:jc w:val="center"/>
+            </w:pPr>
+            <w:r>
+              <w:t>REA3</w:t>
+            </w:r>
+          </w:p>
+        </w:tc>
+      </w:tr>
+      <w:tr>
+        <w:tc>
+          <w:tcPr>
+            <w:tcW w:w="909" w:type="dxa"/>
+            <w:vAlign w:val="center"/>
+          </w:tcPr>
+          <w:p>
+            <w:pPr>
+              <w:jc w:val="center"/>
+            </w:pPr>
+            <w:r>
+              <w:t>S0</w:t>
+            </w:r>
+          </w:p>
+        </w:tc>
+        <w:tc>
+          <w:tcPr>
+            <w:tcW w:w="1110" w:type="dxa"/>
+            <w:vAlign w:val="center"/>
+          </w:tcPr>
+          <w:p>
+            <w:pPr>
+              <w:jc w:val="center"/>
+            </w:pPr>
+            <w:r>
+              <w:t>0 0 0(I2)</w:t>
+            </w:r>
+          </w:p>
+        </w:tc>
+        <w:tc>
+          <w:tcPr>
+            <w:tcW w:w="1198" w:type="dxa"/>
+            <w:vAlign w:val="center"/>
+          </w:tcPr>
+          <w:p>
+            <w:pPr>
+              <w:jc w:val="center"/>
+            </w:pPr>
+            <w:r>
+              <w:t>X</w:t>
+            </w:r>
+          </w:p>
+        </w:tc>
+        <w:tc>
+          <w:tcPr>
+            <w:tcW w:w="957" w:type="dxa"/>
+            <w:vAlign w:val="center"/>
+          </w:tcPr>
+          <w:p>
+            <w:pPr>
+              <w:jc w:val="center"/>
+            </w:pPr>
+            <w:r>
+              <w:t>1</w:t>
+            </w:r>
+          </w:p>
+        </w:tc>
+        <w:tc>
+          <w:tcPr>
+            <w:tcW w:w="969" w:type="dxa"/>
+            <w:vAlign w:val="center"/>
+          </w:tcPr>
+          <w:p>
+            <w:pPr>
+              <w:jc w:val="center"/>
+            </w:pPr>
+            <w:r>
+              <w:t>X</w:t>
+            </w:r>
+          </w:p>
+        </w:tc>
+        <w:tc>
+          <w:tcPr>
+            <w:tcW w:w="1110" w:type="dxa"/>
+            <w:vAlign w:val="center"/>
+          </w:tcPr>
+          <w:p>
+            <w:pPr>
+              <w:jc w:val="center"/>
+            </w:pPr>
+            <w:r>
+              <w:t>X</w:t>
+            </w:r>
+          </w:p>
+        </w:tc>
+        <w:tc>
+          <w:tcPr>
+            <w:tcW w:w="1171" w:type="dxa"/>
+            <w:vAlign w:val="center"/>
+          </w:tcPr>
+          <w:p>
+            <w:pPr>
+              <w:jc w:val="center"/>
+            </w:pPr>
+            <w:r>
+              <w:t>X</w:t>
+            </w:r>
+          </w:p>
+        </w:tc>
+        <w:tc>
+          <w:tcPr>
+            <w:tcW w:w="957" w:type="dxa"/>
+            <w:vAlign w:val="center"/>
+          </w:tcPr>
+          <w:p>
+            <w:pPr>
+              <w:jc w:val="center"/>
+            </w:pPr>
+            <w:r>
+              <w:t>0</w:t>
+            </w:r>
+          </w:p>
+        </w:tc>
+        <w:tc>
+          <w:tcPr>
+            <w:tcW w:w="969" w:type="dxa"/>
+            <w:vAlign w:val="center"/>
+          </w:tcPr>
+          <w:p>
+            <w:pPr>
+              <w:jc w:val="center"/>
+            </w:pPr>
+            <w:r>
+              <w:t>X</w:t>
+            </w:r>
+          </w:p>
+        </w:tc>
+      </w:tr>
+      <w:tr>
+        <w:tc>
+          <w:tcPr>
+            <w:tcW w:w="909" w:type="dxa"/>
+            <w:vAlign w:val="center"/>
+          </w:tcPr>
+          <w:p>
+            <w:pPr>
+              <w:jc w:val="center"/>
+            </w:pPr>
+            <w:r>
+              <w:t>S1</w:t>
+            </w:r>
+          </w:p>
+        </w:tc>
+        <w:tc>
+          <w:tcPr>
+            <w:tcW w:w="1110" w:type="dxa"/>
+            <w:vAlign w:val="center"/>
+          </w:tcPr>
+          <w:p>
+            <w:pPr>
+              <w:jc w:val="center"/>
+            </w:pPr>
+            <w:r>
+              <w:t>0 0 1(t2)</w:t>
+            </w:r>
+          </w:p>
+        </w:tc>
+        <w:tc>
+          <w:tcPr>
+            <w:tcW w:w="1198" w:type="dxa"/>
+            <w:vAlign w:val="center"/>
+          </w:tcPr>
+          <w:p>
+            <w:pPr>
+              <w:jc w:val="center"/>
+            </w:pPr>
+            <w:r>
+              <w:t>0 0 0</w:t>
+            </w:r>
+          </w:p>
+        </w:tc>
+        <w:tc>
+          <w:tcPr>
+            <w:tcW w:w="957" w:type="dxa"/>
+            <w:vAlign w:val="center"/>
+          </w:tcPr>
+          <w:p>
+            <w:pPr>
+              <w:jc w:val="center"/>
+            </w:pPr>
+            <w:r>
+              <w:t>1</w:t>
+            </w:r>
+          </w:p>
+        </w:tc>
+        <w:tc>
+          <w:tcPr>
+            <w:tcW w:w="969" w:type="dxa"/>
+            <w:vAlign w:val="center"/>
+          </w:tcPr>
+          <w:p>
+            <w:pPr>
+              <w:jc w:val="center"/>
+            </w:pPr>
+            <w:r>
+              <w:t>1</w:t>
+            </w:r>
+          </w:p>
+        </w:tc>
+        <w:tc>
+          <w:tcPr>
+            <w:tcW w:w="1110" w:type="dxa"/>
+            <w:vAlign w:val="center"/>
+          </w:tcPr>
+          <w:p>
+            <w:pPr>
+              <w:jc w:val="center"/>
+            </w:pPr>
+            <w:r>
+              <w:t>X</w:t>
+            </w:r>
+          </w:p>
+        </w:tc>
+        <w:tc>
+          <w:tcPr>
+            <w:tcW w:w="1171" w:type="dxa"/>
+            <w:vAlign w:val="center"/>
+          </w:tcPr>
+          <w:p>
+            <w:pPr>
+              <w:jc w:val="center"/>
+            </w:pPr>
+            <w:r>
+              <w:t>X</w:t>
+            </w:r>
+          </w:p>
+        </w:tc>
+        <w:tc>
+          <w:tcPr>
+            <w:tcW w:w="957" w:type="dxa"/>
+            <w:vAlign w:val="center"/>
+          </w:tcPr>
+          <w:p>
+            <w:pPr>
+              <w:jc w:val="center"/>
+            </w:pPr>
+            <w:r>
+              <w:t>0</w:t>
+            </w:r>
+          </w:p>
+        </w:tc>
+        <w:tc>
+          <w:tcPr>
+            <w:tcW w:w="969" w:type="dxa"/>
+            <w:vAlign w:val="center"/>
+          </w:tcPr>
+          <w:p>
+            <w:pPr>
+              <w:jc w:val="center"/>
+            </w:pPr>
+            <w:r>
+              <w:t>X</w:t>
+            </w:r>
+          </w:p>
+        </w:tc>
+      </w:tr>
+      <w:tr>
+        <w:tc>
+          <w:tcPr>
+            <w:tcW w:w="909" w:type="dxa"/>
+            <w:vAlign w:val="center"/>
+          </w:tcPr>
+          <w:p>
+            <w:pPr>
+              <w:jc w:val="center"/>
+            </w:pPr>
+            <w:r>
+              <w:t>S2</w:t>
+            </w:r>
+          </w:p>
+        </w:tc>
+        <w:tc>
+          <w:tcPr>
+            <w:tcW w:w="1110" w:type="dxa"/>
+            <w:vAlign w:val="center"/>
+          </w:tcPr>
+          <w:p>
+            <w:pPr>
+              <w:jc w:val="center"/>
+            </w:pPr>
+            <w:r>
+              <w:t>0 1 0(y)</w:t>
+            </w:r>
+          </w:p>
+        </w:tc>
+        <w:tc>
+          <w:tcPr>
+            <w:tcW w:w="1198" w:type="dxa"/>
+            <w:vAlign w:val="center"/>
+          </w:tcPr>
+          <w:p>
+            <w:pPr>
+              <w:jc w:val="center"/>
+            </w:pPr>
+            <w:r>
+              <w:t>0 0 1</w:t>
+            </w:r>
+          </w:p>
+        </w:tc>
+        <w:tc>
+          <w:tcPr>
+            <w:tcW w:w="957" w:type="dxa"/>
+            <w:vAlign w:val="center"/>
+          </w:tcPr>
+          <w:p>
+            <w:pPr>
+              <w:jc w:val="center"/>
+            </w:pPr>
+            <w:r>
+              <w:t>1</w:t>
+            </w:r>
+          </w:p>
+        </w:tc>
+        <w:tc>
+          <w:tcPr>
+            <w:tcW w:w="969" w:type="dxa"/>
+            <w:vAlign w:val="center"/>
+          </w:tcPr>
+          <w:p>
+            <w:pPr>
+              <w:jc w:val="center"/>
+            </w:pPr>
+            <w:r>
+              <w:t>1</w:t>
+            </w:r>
+          </w:p>
+        </w:tc>
+        <w:tc>
+          <w:tcPr>
+            <w:tcW w:w="1110" w:type="dxa"/>
+            <w:vAlign w:val="center"/>
+          </w:tcPr>
+          <w:p>
+            <w:pPr>
+              <w:jc w:val="center"/>
+            </w:pPr>
+            <w:r>
+              <w:t>X</w:t>
+            </w:r>
+          </w:p>
+        </w:tc>
+        <w:tc>
+          <w:tcPr>
+            <w:tcW w:w="1171" w:type="dxa"/>
+            <w:vAlign w:val="center"/>
+          </w:tcPr>
+          <w:p>
+            <w:pPr>
+              <w:jc w:val="center"/>
+            </w:pPr>
+            <w:r>
+              <w:t>X</w:t>
+            </w:r>
+          </w:p>
+        </w:tc>
+        <w:tc>
+          <w:tcPr>
+            <w:tcW w:w="957" w:type="dxa"/>
+            <w:vAlign w:val="center"/>
+          </w:tcPr>
+          <w:p>
+            <w:pPr>
+              <w:jc w:val="center"/>
+            </w:pPr>
+            <w:r>
+              <w:t>0</w:t>
+            </w:r>
+          </w:p>
+        </w:tc>
+        <w:tc>
+          <w:tcPr>
+            <w:tcW w:w="969" w:type="dxa"/>
+            <w:vAlign w:val="center"/>
+          </w:tcPr>
+          <w:p>
+            <w:pPr>
+              <w:jc w:val="center"/>
+            </w:pPr>
+            <w:r>
+              <w:t>X</w:t>
+            </w:r>
+          </w:p>
+        </w:tc>
+      </w:tr>
+      <w:tr>
+        <w:tc>
+          <w:tcPr>
+            <w:tcW w:w="909" w:type="dxa"/>
+            <w:vAlign w:val="center"/>
+          </w:tcPr>
+          <w:p>
+            <w:pPr>
+              <w:jc w:val="center"/>
+            </w:pPr>
+            <w:r>
+              <w:t>S3</w:t>
+            </w:r>
+          </w:p>
+        </w:tc>
+        <w:tc>
+          <w:tcPr>
+            <w:tcW w:w="1110" w:type="dxa"/>
+            <w:vAlign w:val="center"/>
+          </w:tcPr>
+          <w:p>
+            <w:pPr>
+              <w:jc w:val="center"/>
+            </w:pPr>
+            <w:r>
+              <w:t>0 1 1(t3)</w:t>
+            </w:r>
+          </w:p>
+        </w:tc>
+        <w:tc>
+          <w:tcPr>
+            <w:tcW w:w="1198" w:type="dxa"/>
+            <w:vAlign w:val="center"/>
+          </w:tcPr>
+          <w:p>
+            <w:pPr>
+              <w:jc w:val="center"/>
+            </w:pPr>
+            <w:r>
+              <w:t>0 1 1</w:t>
+            </w:r>
+          </w:p>
+        </w:tc>
+        <w:tc>
+          <w:tcPr>
+            <w:tcW w:w="957" w:type="dxa"/>
+            <w:vAlign w:val="center"/>
+          </w:tcPr>
+          <w:p>
+            <w:pPr>
+              <w:jc w:val="center"/>
+            </w:pPr>
+            <w:r>
+              <w:t>1</w:t>
+            </w:r>
+          </w:p>
+        </w:tc>
+        <w:tc>
+          <w:tcPr>
+            <w:tcW w:w="969" w:type="dxa"/>
+            <w:vAlign w:val="center"/>
+          </w:tcPr>
+          <w:p>
+            <w:pPr>
+              <w:jc w:val="center"/>
+            </w:pPr>
+            <w:r>
+              <w:t>1</w:t>
+            </w:r>
+          </w:p>
+        </w:tc>
+        <w:tc>
+          <w:tcPr>
+            <w:tcW w:w="1110" w:type="dxa"/>
+            <w:vAlign w:val="center"/>
+          </w:tcPr>
+          <w:p>
+            <w:pPr>
+              <w:jc w:val="center"/>
+            </w:pPr>
+            <w:r>
+              <w:t>0 0</w:t>
+            </w:r>
+          </w:p>
+        </w:tc>
+        <w:tc>
+          <w:tcPr>
+            <w:tcW w:w="1171" w:type="dxa"/>
+            <w:vAlign w:val="center"/>
+          </w:tcPr>
+          <w:p>
+            <w:pPr>
+              <w:jc w:val="center"/>
+            </w:pPr>
+            <w:r>
+              <w:t>X</w:t>
+            </w:r>
+          </w:p>
+        </w:tc>
+        <w:tc>
+          <w:tcPr>
+            <w:tcW w:w="957" w:type="dxa"/>
+            <w:vAlign w:val="center"/>
+          </w:tcPr>
+          <w:p>
+            <w:pPr>
+              <w:jc w:val="center"/>
+            </w:pPr>
+            <w:r>
+              <w:t>1</w:t>
+            </w:r>
+          </w:p>
+        </w:tc>
+        <w:tc>
+          <w:tcPr>
+            <w:tcW w:w="969" w:type="dxa"/>
+            <w:vAlign w:val="center"/>
+          </w:tcPr>
+          <w:p>
+            <w:pPr>
+              <w:jc w:val="center"/>
+            </w:pPr>
+            <w:r>
+              <w:t>X</w:t>
+            </w:r>
+          </w:p>
+        </w:tc>
+      </w:tr>
+      <w:tr>
+        <w:tc>
+          <w:tcPr>
+            <w:tcW w:w="909" w:type="dxa"/>
+            <w:vAlign w:val="center"/>
+          </w:tcPr>
+          <w:p>
+            <w:pPr>
+              <w:jc w:val="center"/>
+            </w:pPr>
+            <w:r>
+              <w:t>S4</w:t>
+            </w:r>
+          </w:p>
+        </w:tc>
+        <w:tc>
+          <w:tcPr>
+            <w:tcW w:w="1110" w:type="dxa"/>
+            <w:vAlign w:val="center"/>
+          </w:tcPr>
+          <w:p>
+            <w:pPr>
+              <w:jc w:val="center"/>
+            </w:pPr>
+            <w:r>
+              <w:t>1 0 0(t5)</w:t>
+            </w:r>
+          </w:p>
+        </w:tc>
+        <w:tc>
+          <w:tcPr>
+            <w:tcW w:w="1198" w:type="dxa"/>
+            <w:vAlign w:val="center"/>
+          </w:tcPr>
+          <w:p>
+            <w:pPr>
+              <w:jc w:val="center"/>
+            </w:pPr>
+            <w:r>
+              <w:t>0 1 1</w:t>
+            </w:r>
+          </w:p>
+        </w:tc>
+        <w:tc>
+          <w:tcPr>
+            <w:tcW w:w="957" w:type="dxa"/>
+            <w:vAlign w:val="center"/>
+          </w:tcPr>
+          <w:p>
+            <w:pPr>
+              <w:jc w:val="center"/>
+            </w:pPr>
+            <w:r>
+              <w:t>1</w:t>
+            </w:r>
+          </w:p>
+        </w:tc>
+        <w:tc>
+          <w:tcPr>
+            <w:tcW w:w="969" w:type="dxa"/>
+            <w:vAlign w:val="center"/>
+          </w:tcPr>
+          <w:p>
+            <w:pPr>
+              <w:jc w:val="center"/>
+            </w:pPr>
+            <w:r>
+              <w:t>1</w:t>
+            </w:r>
+          </w:p>
+        </w:tc>
+        <w:tc>
+          <w:tcPr>
+            <w:tcW w:w="1110" w:type="dxa"/>
+            <w:vAlign w:val="center"/>
+          </w:tcPr>
+          <w:p>
+            <w:pPr>
+              <w:jc w:val="center"/>
+            </w:pPr>
+            <w:r>
+              <w:t>X</w:t>
+            </w:r>
+          </w:p>
+        </w:tc>
+        <w:tc>
+          <w:tcPr>
+            <w:tcW w:w="1171" w:type="dxa"/>
+            <w:vAlign w:val="center"/>
+          </w:tcPr>
+          <w:p>
+            <w:pPr>
+              <w:jc w:val="center"/>
+            </w:pPr>
+            <w:r>
+              <w:t>X</w:t>
+            </w:r>
+          </w:p>
+        </w:tc>
+        <w:tc>
+          <w:tcPr>
+            <w:tcW w:w="957" w:type="dxa"/>
+            <w:vAlign w:val="center"/>
+          </w:tcPr>
+          <w:p>
+            <w:pPr>
+              <w:jc w:val="center"/>
+            </w:pPr>
+            <w:r>
+              <w:t>0</w:t>
+            </w:r>
+          </w:p>
+        </w:tc>
+        <w:tc>
+          <w:tcPr>
+            <w:tcW w:w="969" w:type="dxa"/>
+            <w:vAlign w:val="center"/>
+          </w:tcPr>
+          <w:p>
+            <w:pPr>
+              <w:jc w:val="center"/>
+            </w:pPr>
+            <w:r>
+              <w:t>X</w:t>
+            </w:r>
+          </w:p>
+        </w:tc>
+      </w:tr>
+      <w:tr>
+        <w:tc>
+          <w:tcPr>
+            <w:tcW w:w="909" w:type="dxa"/>
+            <w:vAlign w:val="center"/>
+          </w:tcPr>
+          <w:p>
+            <w:pPr>
+              <w:jc w:val="center"/>
+            </w:pPr>
+            <w:r>
+              <w:t>S5</w:t>
+            </w:r>
+          </w:p>
+        </w:tc>
+        <w:tc>
+          <w:tcPr>
+            <w:tcW w:w="1110" w:type="dxa"/>
+            <w:vAlign w:val="center"/>
+          </w:tcPr>
+          <w:p>
+            <w:pPr>
+              <w:jc w:val="center"/>
+            </w:pPr>
+            <w:r>
+              <w:t>1 0 1(t6)</w:t>
+            </w:r>
+          </w:p>
+        </w:tc>
+        <w:tc>
+          <w:tcPr>
+            <w:tcW w:w="1198" w:type="dxa"/>
+            <w:vAlign w:val="center"/>
+          </w:tcPr>
+          <w:p>
+            <w:pPr>
+              <w:jc w:val="center"/>
+            </w:pPr>
+            <w:r>
+              <w:t>1 0 0</w:t>
+            </w:r>
+          </w:p>
+        </w:tc>
+        <w:tc>
+          <w:tcPr>
+            <w:tcW w:w="957" w:type="dxa"/>
+            <w:vAlign w:val="center"/>
+          </w:tcPr>
+          <w:p>
+            <w:pPr>
+              <w:jc w:val="center"/>
+            </w:pPr>
+            <w:r>
+              <w:t>1</w:t>
+            </w:r>
+          </w:p>
+        </w:tc>
+        <w:tc>
+          <w:tcPr>
+            <w:tcW w:w="969" w:type="dxa"/>
+            <w:vAlign w:val="center"/>
+          </w:tcPr>
+          <w:p>
+            <w:pPr>
+              <w:jc w:val="center"/>
+            </w:pPr>
+            <w:r>
+              <w:t>1</w:t>
+            </w:r>
+          </w:p>
+        </w:tc>
+        <w:tc>
+          <w:tcPr>
+            <w:tcW w:w="1110" w:type="dxa"/>
+            <w:vAlign w:val="center"/>
+          </w:tcPr>
+          <w:p>
+            <w:pPr>
+              <w:jc w:val="center"/>
+            </w:pPr>
+            <w:r>
+              <w:t>X</w:t>
+            </w:r>
+          </w:p>
+        </w:tc>
+        <w:tc>
+          <w:tcPr>
+            <w:tcW w:w="1171" w:type="dxa"/>
+            <w:vAlign w:val="center"/>
+          </w:tcPr>
+          <w:p>
+            <w:pPr>
+              <w:jc w:val="center"/>
+            </w:pPr>
+            <w:r>
+              <w:t>0 0</w:t>
+            </w:r>
+          </w:p>
+        </w:tc>
+        <w:tc>
+          <w:tcPr>
+            <w:tcW w:w="957" w:type="dxa"/>
+            <w:vAlign w:val="center"/>
+          </w:tcPr>
+          <w:p>
+            <w:pPr>
+              <w:jc w:val="center"/>
+            </w:pPr>
+            <w:r>
+              <w:t>0</w:t>
+            </w:r>
+          </w:p>
+        </w:tc>
+        <w:tc>
+          <w:tcPr>
+            <w:tcW w:w="969" w:type="dxa"/>
+            <w:vAlign w:val="center"/>
+          </w:tcPr>
+          <w:p>
+            <w:pPr>
+              <w:jc w:val="center"/>
+            </w:pPr>
+            <w:r>
+              <w:t>1</w:t>
+            </w:r>
+          </w:p>
+        </w:tc>
+      </w:tr>
+      <w:tr>
+        <w:tc>
+          <w:tcPr>
+            <w:tcW w:w="909" w:type="dxa"/>
+            <w:vAlign w:val="center"/>
+          </w:tcPr>
+          <w:p>
+            <w:pPr>
+              <w:jc w:val="center"/>
+            </w:pPr>
+            <w:r>
+              <w:t>S6</w:t>
+            </w:r>
+          </w:p>
+        </w:tc>
+        <w:tc>
+          <w:tcPr>
+            <w:tcW w:w="1110" w:type="dxa"/>
+            <w:vAlign w:val="center"/>
+          </w:tcPr>
+          <w:p>
+            <w:pPr>
+              <w:jc w:val="center"/>
+            </w:pPr>
+            <w:r>
+              <w:t>X</w:t>
+            </w:r>
+          </w:p>
+        </w:tc>
+        <w:tc>
+          <w:tcPr>
+            <w:tcW w:w="1198" w:type="dxa"/>
+            <w:vAlign w:val="center"/>
+          </w:tcPr>
+          <w:p>
+            <w:pPr>
+              <w:jc w:val="center"/>
+            </w:pPr>
+            <w:r>
+              <w:t>1 0 1</w:t>
+            </w:r>
+          </w:p>
+        </w:tc>
+        <w:tc>
+          <w:tcPr>
+            <w:tcW w:w="957" w:type="dxa"/>
+            <w:vAlign w:val="center"/>
+          </w:tcPr>
+          <w:p>
+            <w:pPr>
+              <w:jc w:val="center"/>
+            </w:pPr>
+            <w:r>
+              <w:t>0</w:t>
+            </w:r>
+          </w:p>
+        </w:tc>
+        <w:tc>
+          <w:tcPr>
+            <w:tcW w:w="969" w:type="dxa"/>
+            <w:vAlign w:val="center"/>
+          </w:tcPr>
+          <w:p>
+            <w:pPr>
+              <w:jc w:val="center"/>
+            </w:pPr>
+            <w:r>
+              <w:t>1</w:t>
+            </w:r>
+          </w:p>
+        </w:tc>
+        <w:tc>
+          <w:tcPr>
+            <w:tcW w:w="1110" w:type="dxa"/>
+            <w:vAlign w:val="center"/>
+          </w:tcPr>
+          <w:p>
+            <w:pPr>
+              <w:jc w:val="center"/>
+            </w:pPr>
+            <w:r>
+              <w:t>X</w:t>
+            </w:r>
+          </w:p>
+        </w:tc>
+        <w:tc>
+          <w:tcPr>
+            <w:tcW w:w="1171" w:type="dxa"/>
+            <w:vAlign w:val="center"/>
+          </w:tcPr>
+          <w:p>
+            <w:pPr>
+              <w:jc w:val="center"/>
+            </w:pPr>
+            <w:r>
+              <w:t>X</w:t>
+            </w:r>
+          </w:p>
+        </w:tc>
+        <w:tc>
+          <w:tcPr>
+            <w:tcW w:w="957" w:type="dxa"/>
+            <w:vAlign w:val="center"/>
+          </w:tcPr>
+          <w:p>
+            <w:pPr>
+              <w:jc w:val="center"/>
+            </w:pPr>
+            <w:r>
+              <w:t>0</w:t>
+            </w:r>
+          </w:p>
+        </w:tc>
+        <w:tc>
+          <w:tcPr>
+            <w:tcW w:w="969" w:type="dxa"/>
+            <w:vAlign w:val="center"/>
+          </w:tcPr>
+          <w:p>
+            <w:pPr>
+              <w:jc w:val="center"/>
+            </w:pPr>
+            <w:r>
+              <w:t>X</w:t>
+            </w:r>
+          </w:p>
+        </w:tc>
+      </w:tr>
+      <w:tr>
+        <w:tc>
+          <w:tcPr>
+            <w:tcW w:w="909" w:type="dxa"/>
+            <w:vAlign w:val="center"/>
+          </w:tcPr>
+          <w:p>
+            <w:pPr>
+              <w:jc w:val="center"/>
+            </w:pPr>
+            <w:r>
+              <w:t>S7</w:t>
+            </w:r>
+          </w:p>
+        </w:tc>
+        <w:tc>
+          <w:tcPr>
+            <w:tcW w:w="1110" w:type="dxa"/>
+            <w:vAlign w:val="center"/>
+          </w:tcPr>
+          <w:p>
+            <w:pPr>
+              <w:jc w:val="center"/>
+            </w:pPr>
+            <w:r>
+              <w:t>X</w:t>
+            </w:r>
+          </w:p>
+        </w:tc>
+        <w:tc>
+          <w:tcPr>
+            <w:tcW w:w="1198" w:type="dxa"/>
+            <w:vAlign w:val="center"/>
+          </w:tcPr>
+          <w:p>
+            <w:pPr>
+              <w:jc w:val="center"/>
+            </w:pPr>
+            <w:r>
+              <w:t>X</w:t>
+            </w:r>
+          </w:p>
+        </w:tc>
+        <w:tc>
+          <w:tcPr>
+            <w:tcW w:w="957" w:type="dxa"/>
+            <w:vAlign w:val="center"/>
+          </w:tcPr>
+          <w:p>
+            <w:pPr>
+              <w:jc w:val="center"/>
+            </w:pPr>
+            <w:r>
+              <w:t>0</w:t>
+            </w:r>
+          </w:p>
+        </w:tc>
+        <w:tc>
+          <w:tcPr>
+            <w:tcW w:w="969" w:type="dxa"/>
+            <w:vAlign w:val="center"/>
+          </w:tcPr>
+          <w:p>
+            <w:pPr>
+              <w:jc w:val="center"/>
+            </w:pPr>
+            <w:r>
+              <w:t>X</w:t>
+            </w:r>
+          </w:p>
+        </w:tc>
+        <w:tc>
+          <w:tcPr>
+            <w:tcW w:w="1110" w:type="dxa"/>
+            <w:vAlign w:val="center"/>
+          </w:tcPr>
+          <w:p>
+            <w:pPr>
+              <w:jc w:val="center"/>
+            </w:pPr>
+            <w:r>
+              <w:t>X</w:t>
+            </w:r>
+          </w:p>
+        </w:tc>
+        <w:tc>
+          <w:tcPr>
+            <w:tcW w:w="1171" w:type="dxa"/>
+            <w:vAlign w:val="center"/>
+          </w:tcPr>
+          <w:p>
+            <w:pPr>
+              <w:jc w:val="center"/>
+            </w:pPr>
+            <w:r>
+              <w:t>X</w:t>
+            </w:r>
+          </w:p>
+        </w:tc>
+        <w:tc>
+          <w:tcPr>
+            <w:tcW w:w="957" w:type="dxa"/>
+            <w:vAlign w:val="center"/>
+          </w:tcPr>
+          <w:p>
+            <w:pPr>
+              <w:jc w:val="center"/>
+            </w:pPr>
+            <w:r>
+              <w:t>0</w:t>
+            </w:r>
+          </w:p>
+        </w:tc>
+        <w:tc>
+          <w:tcPr>
+            <w:tcW w:w="969" w:type="dxa"/>
+            <w:vAlign w:val="center"/>
+          </w:tcPr>
+          <w:p>
+            <w:pPr>
+              <w:jc w:val="center"/>
+            </w:pPr>
+            <w:r>
+              <w:t>X</w:t>
+            </w:r>
+          </w:p>
+        </w:tc>
+      </w:tr>
+    </w:tbl>
+    <w:p>
+      <w:pPr>
+        <w:ind w:left="607"/>
+        <w:rPr>
+          <w:lang w:val="vi-VN"/>
+        </w:rPr>
+      </w:pPr>
+    </w:p>
+    <w:p>
+      <w:pPr>
+        <w:ind w:left="607"/>
+      </w:pPr>
+      <w:r>
+        <w:t>WA2[2..0] = Q[2..0]</w:t>
+      </w:r>
+    </w:p>
+    <w:p>
+      <w:pPr>
+        <w:ind w:left="607"/>
+      </w:pPr>
+      <w:r>
+        <w:t>RAA2[2] = Q2(Q1 + Q0)</w:t>
+      </w:r>
+    </w:p>
+    <w:p>
+      <w:pPr>
+        <w:ind w:left="607"/>
+      </w:pPr>
+      <w:r>
+        <w:t>RAA2[1] = Q1 xnor Q0</w:t>
+      </w:r>
+    </w:p>
+    <w:p>
+      <w:pPr>
+        <w:ind w:left="607"/>
+      </w:pPr>
+      <w:r>
+        <w:t>RAA2[0] = Q0’ + Q1</w:t>
+      </w:r>
+    </w:p>
+    <w:p>
+      <w:pPr>
+        <w:ind w:left="607"/>
+        <w:rPr>
+          <w:lang w:val="vi-VN"/>
+        </w:rPr>
+      </w:pPr>
+      <w:r>
+        <w:t xml:space="preserve">WE2 = </w:t>
+      </w:r>
+      <w:r>
+        <w:t>Q2' + Q1'</w:t>
+      </w:r>
+      <w:r>
+        <w:t xml:space="preserve"> = (Q2Q1)’</w:t>
+      </w:r>
+      <w:r>
+        <w:br/>
+        <w:t>REA2</w:t>
+      </w:r>
+      <w:r>
+        <w:rPr>
+          <w:lang w:val="vi-VN"/>
+        </w:rPr>
+        <w:t xml:space="preserve"> = 1</w:t>
+      </w:r>
+    </w:p>
+    <w:p>
+      <w:pPr>
+        <w:ind w:left="607"/>
+      </w:pPr>
+      <w:r>
+        <w:rPr>
+          <w:lang w:val="vi-VN"/>
+        </w:rPr>
+        <w:t>W</w:t>
+      </w:r>
+      <w:r>
+        <w:t>A3[1..0] = 0</w:t>
+      </w:r>
+    </w:p>
+    <w:p>
+      <w:pPr>
+        <w:ind w:left="607"/>
+      </w:pPr>
+      <w:r>
+        <w:t>RAA3[1..0] = 0</w:t>
+      </w:r>
+    </w:p>
+    <w:p>
+      <w:pPr>
+        <w:ind w:left="607"/>
+      </w:pPr>
+      <w:r>
+        <w:lastRenderedPageBreak/>
+        <w:t xml:space="preserve">WE3 = </w:t>
+      </w:r>
+      <w:r>
+        <w:t>Q2'Q1Q0</w:t>
+      </w:r>
+    </w:p>
+    <w:p>
+      <w:pPr>
+        <w:ind w:left="607"/>
+      </w:pPr>
+      <w:r>
+        <w:t>REA3 = 1</w:t>
+      </w:r>
+    </w:p>
+    <w:p>
+      <w:pPr>
+        <w:pStyle w:val="ListParagraph"/>
+        <w:numPr>
+          <w:ilvl w:val="0"/>
+          <w:numId w:val="1"/>
+        </w:numPr>
+        <w:rPr>
+          <w:rFonts w:ascii="Times New Roman" w:hAnsi="Times New Roman" w:cs="Times New Roman"/>
+        </w:rPr>
+      </w:pPr>
+      <w:r>
+        <w:rPr>
+          <w:rFonts w:ascii="Times New Roman" w:hAnsi="Times New Roman" w:cs="Times New Roman"/>
+        </w:rPr>
+        <w:t>Register Merge:</w:t>
+      </w:r>
+    </w:p>
+    <w:p>
+      <w:pPr>
+        <w:pStyle w:val="ListParagraph"/>
+        <w:numPr>
+          <w:ilvl w:val="0"/>
+          <w:numId w:val="3"/>
+        </w:numPr>
+        <w:rPr>
+          <w:rFonts w:ascii="Times New Roman" w:hAnsi="Times New Roman" w:cs="Times New Roman"/>
+          <w:lang w:val="vi-VN"/>
+        </w:rPr>
+      </w:pPr>
+      <w:r>
+        <w:rPr>
+          <w:rFonts w:ascii="Times New Roman" w:hAnsi="Times New Roman" w:cs="Times New Roman"/>
+          <w:lang w:val="vi-VN"/>
+        </w:rPr>
+        <w:t xml:space="preserve">Tín hiệu </w:t>
+      </w:r>
+      <w:r>
+        <w:rPr>
+          <w:rFonts w:ascii="Times New Roman" w:hAnsi="Times New Roman" w:cs="Times New Roman"/>
+          <w:lang w:val="vi-VN"/>
+        </w:rPr>
+        <w:t>Control:</w:t>
+      </w:r>
+    </w:p>
+    <w:tbl>
+      <w:tblPr>
+        <w:tblStyle w:val="TableGrid"/>
+        <w:tblW w:w="9606" w:type="dxa"/>
+        <w:tblLook w:val="04A0" w:firstRow="1" w:lastRow="0" w:firstColumn="1" w:lastColumn="0" w:noHBand="0" w:noVBand="1"/>
+      </w:tblPr>
+      <w:tblGrid>
+        <w:gridCol w:w="798"/>
+        <w:gridCol w:w="1120"/>
+        <w:gridCol w:w="1171"/>
+        <w:gridCol w:w="859"/>
+        <w:gridCol w:w="875"/>
+        <w:gridCol w:w="1381"/>
+        <w:gridCol w:w="1417"/>
+        <w:gridCol w:w="851"/>
+        <w:gridCol w:w="1134"/>
+      </w:tblGrid>
+      <w:tr>
+        <w:tc>
+          <w:tcPr>
+            <w:tcW w:w="798" w:type="dxa"/>
+            <w:vAlign w:val="center"/>
+          </w:tcPr>
+          <w:p>
+            <w:pPr>
+              <w:rPr>
+                <w:lang w:val="vi-VN"/>
+              </w:rPr>
+            </w:pPr>
+          </w:p>
+        </w:tc>
+        <w:tc>
+          <w:tcPr>
+            <w:tcW w:w="1120" w:type="dxa"/>
+            <w:vAlign w:val="center"/>
+          </w:tcPr>
+          <w:p>
+            <w:pPr>
+              <w:jc w:val="center"/>
+            </w:pPr>
+            <w:r>
+              <w:rPr>
+                <w:lang w:val="vi-VN"/>
+              </w:rPr>
+              <w:t>W</w:t>
+            </w:r>
+            <w:r>
+              <w:t>A1[2..0]</w:t>
+            </w:r>
+          </w:p>
+        </w:tc>
+        <w:tc>
+          <w:tcPr>
+            <w:tcW w:w="1171" w:type="dxa"/>
+            <w:vAlign w:val="center"/>
+          </w:tcPr>
+          <w:p>
+            <w:pPr>
+              <w:jc w:val="center"/>
+            </w:pPr>
+            <w:r>
+              <w:t>RAA1[2..0]</w:t>
+            </w:r>
+          </w:p>
+        </w:tc>
+        <w:tc>
+          <w:tcPr>
+            <w:tcW w:w="859" w:type="dxa"/>
+            <w:vAlign w:val="center"/>
+          </w:tcPr>
+          <w:p>
+            <w:pPr>
+              <w:jc w:val="center"/>
+            </w:pPr>
+            <w:r>
+              <w:t>WE1</w:t>
+            </w:r>
+          </w:p>
+        </w:tc>
+        <w:tc>
+          <w:tcPr>
+            <w:tcW w:w="875" w:type="dxa"/>
+            <w:vAlign w:val="center"/>
+          </w:tcPr>
+          <w:p>
+            <w:pPr>
+              <w:jc w:val="center"/>
+            </w:pPr>
+            <w:r>
+              <w:t>REA1</w:t>
+            </w:r>
+          </w:p>
+        </w:tc>
+        <w:tc>
+          <w:tcPr>
+            <w:tcW w:w="1381" w:type="dxa"/>
+            <w:vAlign w:val="center"/>
+          </w:tcPr>
+          <w:p>
+            <w:pPr>
+              <w:jc w:val="center"/>
+            </w:pPr>
+            <w:r>
+              <w:t>WA2[2..0]</w:t>
+            </w:r>
+          </w:p>
+        </w:tc>
+        <w:tc>
+          <w:tcPr>
+            <w:tcW w:w="1417" w:type="dxa"/>
+            <w:vAlign w:val="center"/>
+          </w:tcPr>
+          <w:p>
+            <w:pPr>
+              <w:jc w:val="center"/>
+            </w:pPr>
+            <w:r>
+              <w:t>RAA2[2..0]</w:t>
+            </w:r>
+          </w:p>
+        </w:tc>
+        <w:tc>
+          <w:tcPr>
+            <w:tcW w:w="851" w:type="dxa"/>
+            <w:vAlign w:val="center"/>
+          </w:tcPr>
+          <w:p>
+            <w:pPr>
+              <w:jc w:val="center"/>
+            </w:pPr>
+            <w:r>
+              <w:t>WE2</w:t>
+            </w:r>
+          </w:p>
+        </w:tc>
+        <w:tc>
+          <w:tcPr>
+            <w:tcW w:w="1134" w:type="dxa"/>
+            <w:vAlign w:val="center"/>
+          </w:tcPr>
+          <w:p>
+            <w:pPr>
+              <w:jc w:val="center"/>
+            </w:pPr>
+            <w:r>
+              <w:t>REA2</w:t>
+            </w:r>
+          </w:p>
+        </w:tc>
+      </w:tr>
+      <w:tr>
+        <w:tc>
+          <w:tcPr>
+            <w:tcW w:w="798" w:type="dxa"/>
+            <w:vAlign w:val="center"/>
+          </w:tcPr>
+          <w:p>
+            <w:pPr>
+              <w:jc w:val="center"/>
+            </w:pPr>
+            <w:r>
+              <w:rPr>
+                <w:lang w:val="vi-VN"/>
+              </w:rPr>
+              <w:t>S</w:t>
+            </w:r>
+            <w:r>
+              <w:t>0</w:t>
+            </w:r>
+          </w:p>
+        </w:tc>
+        <w:tc>
+          <w:tcPr>
+            <w:tcW w:w="1120" w:type="dxa"/>
+            <w:vAlign w:val="center"/>
+          </w:tcPr>
+          <w:p>
+            <w:pPr>
+              <w:jc w:val="center"/>
+            </w:pPr>
+            <w:r>
+              <w:t>0 0 0 (i)</w:t>
+            </w:r>
+          </w:p>
+        </w:tc>
+        <w:tc>
+          <w:tcPr>
+            <w:tcW w:w="1171" w:type="dxa"/>
+            <w:vAlign w:val="center"/>
+          </w:tcPr>
+          <w:p>
+            <w:pPr>
+              <w:jc w:val="center"/>
+            </w:pPr>
+            <w:r>
+              <w:t>0 0 0</w:t>
+            </w:r>
+          </w:p>
+        </w:tc>
+        <w:tc>
+          <w:tcPr>
+            <w:tcW w:w="859" w:type="dxa"/>
+            <w:vAlign w:val="center"/>
+          </w:tcPr>
+          <w:p>
+            <w:pPr>
+              <w:jc w:val="center"/>
+            </w:pPr>
+            <w:r>
+              <w:t>1</w:t>
+            </w:r>
+          </w:p>
+        </w:tc>
+        <w:tc>
+          <w:tcPr>
+            <w:tcW w:w="875" w:type="dxa"/>
+            <w:vAlign w:val="center"/>
+          </w:tcPr>
+          <w:p>
+            <w:pPr>
+              <w:jc w:val="center"/>
+            </w:pPr>
+            <w:r>
+              <w:t>1</w:t>
+            </w:r>
+          </w:p>
+        </w:tc>
+        <w:tc>
+          <w:tcPr>
+            <w:tcW w:w="1381" w:type="dxa"/>
+            <w:vAlign w:val="center"/>
+          </w:tcPr>
+          <w:p>
+            <w:pPr>
+              <w:jc w:val="center"/>
+            </w:pPr>
+            <w:r>
+              <w:t>0 0 0 (i)</w:t>
+            </w:r>
+          </w:p>
+        </w:tc>
+        <w:tc>
+          <w:tcPr>
+            <w:tcW w:w="1417" w:type="dxa"/>
+            <w:vAlign w:val="center"/>
+          </w:tcPr>
+          <w:p>
+            <w:pPr>
+              <w:jc w:val="center"/>
+            </w:pPr>
+            <w:r>
+              <w:t>0 0 0</w:t>
+            </w:r>
+          </w:p>
+        </w:tc>
+        <w:tc>
+          <w:tcPr>
+            <w:tcW w:w="851" w:type="dxa"/>
+            <w:vAlign w:val="center"/>
+          </w:tcPr>
+          <w:p>
+            <w:pPr>
+              <w:jc w:val="center"/>
+            </w:pPr>
+            <w:r>
+              <w:t>1</w:t>
+            </w:r>
+          </w:p>
+        </w:tc>
+        <w:tc>
+          <w:tcPr>
+            <w:tcW w:w="1134" w:type="dxa"/>
+            <w:vAlign w:val="center"/>
+          </w:tcPr>
+          <w:p>
+            <w:pPr>
+              <w:jc w:val="center"/>
+            </w:pPr>
+            <w:r>
+              <w:t>1</w:t>
+            </w:r>
+          </w:p>
+        </w:tc>
+      </w:tr>
+      <w:tr>
+        <w:tc>
+          <w:tcPr>
+            <w:tcW w:w="798" w:type="dxa"/>
+            <w:vAlign w:val="center"/>
+          </w:tcPr>
+          <w:p>
+            <w:pPr>
+              <w:jc w:val="center"/>
+            </w:pPr>
+            <w:r>
+              <w:rPr>
+                <w:lang w:val="vi-VN"/>
+              </w:rPr>
+              <w:t>S</w:t>
+            </w:r>
+            <w:r>
+              <w:t>1</w:t>
+            </w:r>
+          </w:p>
+        </w:tc>
+        <w:tc>
+          <w:tcPr>
+            <w:tcW w:w="1120" w:type="dxa"/>
+            <w:vAlign w:val="center"/>
+          </w:tcPr>
+          <w:p>
+            <w:pPr>
+              <w:jc w:val="center"/>
+            </w:pPr>
+            <w:r>
+              <w:t>0 0 1 (|i|)</w:t>
+            </w:r>
+          </w:p>
+        </w:tc>
+        <w:tc>
+          <w:tcPr>
+            <w:tcW w:w="1171" w:type="dxa"/>
+            <w:vAlign w:val="center"/>
+          </w:tcPr>
+          <w:p>
+            <w:pPr>
+              <w:jc w:val="center"/>
+            </w:pPr>
+            <w:r>
+              <w:t>0 0 0</w:t>
+            </w:r>
+          </w:p>
+        </w:tc>
+        <w:tc>
+          <w:tcPr>
+            <w:tcW w:w="859" w:type="dxa"/>
+            <w:vAlign w:val="center"/>
+          </w:tcPr>
+          <w:p>
+            <w:pPr>
+              <w:jc w:val="center"/>
+            </w:pPr>
+            <w:r>
+              <w:t>1</w:t>
+            </w:r>
+          </w:p>
+        </w:tc>
+        <w:tc>
+          <w:tcPr>
+            <w:tcW w:w="875" w:type="dxa"/>
+            <w:vAlign w:val="center"/>
+          </w:tcPr>
+          <w:p>
+            <w:pPr>
+              <w:jc w:val="center"/>
+            </w:pPr>
+            <w:r>
+              <w:t>1</w:t>
+            </w:r>
+          </w:p>
+        </w:tc>
+        <w:tc>
+          <w:tcPr>
+            <w:tcW w:w="1381" w:type="dxa"/>
+            <w:vAlign w:val="center"/>
+          </w:tcPr>
+          <w:p>
+            <w:pPr>
+              <w:jc w:val="center"/>
+            </w:pPr>
+            <w:r>
+              <w:t>0 0 1 (|i|)</w:t>
+            </w:r>
+          </w:p>
+        </w:tc>
+        <w:tc>
+          <w:tcPr>
+            <w:tcW w:w="1417" w:type="dxa"/>
+            <w:vAlign w:val="center"/>
+          </w:tcPr>
+          <w:p>
+            <w:pPr>
+              <w:jc w:val="center"/>
+            </w:pPr>
+            <w:r>
+              <w:t>0 0 0</w:t>
+            </w:r>
+          </w:p>
+        </w:tc>
+        <w:tc>
+          <w:tcPr>
+            <w:tcW w:w="851" w:type="dxa"/>
+            <w:vAlign w:val="center"/>
+          </w:tcPr>
+          <w:p>
+            <w:pPr>
+              <w:jc w:val="center"/>
+            </w:pPr>
+            <w:r>
+              <w:t>1</w:t>
+            </w:r>
+          </w:p>
+        </w:tc>
+        <w:tc>
+          <w:tcPr>
+            <w:tcW w:w="1134" w:type="dxa"/>
+            <w:vAlign w:val="center"/>
+          </w:tcPr>
+          <w:p>
+            <w:pPr>
+              <w:jc w:val="center"/>
+            </w:pPr>
+            <w:r>
+              <w:t>1</w:t>
+            </w:r>
+          </w:p>
+        </w:tc>
+      </w:tr>
+      <w:tr>
+        <w:tc>
+          <w:tcPr>
+            <w:tcW w:w="798" w:type="dxa"/>
+            <w:vAlign w:val="center"/>
+          </w:tcPr>
+          <w:p>
+            <w:pPr>
+              <w:jc w:val="center"/>
+            </w:pPr>
+            <w:r>
+              <w:rPr>
+                <w:lang w:val="vi-VN"/>
+              </w:rPr>
+              <w:t>S</w:t>
+            </w:r>
+            <w:r>
+              <w:t>2</w:t>
+            </w:r>
+          </w:p>
+        </w:tc>
+        <w:tc>
+          <w:tcPr>
+            <w:tcW w:w="1120" w:type="dxa"/>
+            <w:vAlign w:val="center"/>
+          </w:tcPr>
+          <w:p>
+            <w:pPr>
+              <w:jc w:val="center"/>
+            </w:pPr>
+            <w:r>
+              <w:t>0 1 0 (X)</w:t>
+            </w:r>
+          </w:p>
+        </w:tc>
+        <w:tc>
+          <w:tcPr>
+            <w:tcW w:w="1171" w:type="dxa"/>
+            <w:vAlign w:val="center"/>
+          </w:tcPr>
+          <w:p>
+            <w:pPr>
+              <w:jc w:val="center"/>
+            </w:pPr>
+            <w:r>
+              <w:t>0 0 1</w:t>
+            </w:r>
+          </w:p>
+        </w:tc>
+        <w:tc>
+          <w:tcPr>
+            <w:tcW w:w="859" w:type="dxa"/>
+            <w:vAlign w:val="center"/>
+          </w:tcPr>
+          <w:p>
+            <w:pPr>
+              <w:jc w:val="center"/>
+            </w:pPr>
+            <w:r>
+              <w:t>1</w:t>
+            </w:r>
+          </w:p>
+        </w:tc>
+        <w:tc>
+          <w:tcPr>
+            <w:tcW w:w="875" w:type="dxa"/>
+            <w:vAlign w:val="center"/>
+          </w:tcPr>
+          <w:p>
+            <w:pPr>
+              <w:jc w:val="center"/>
+            </w:pPr>
+            <w:r>
+              <w:t>1</w:t>
+            </w:r>
+          </w:p>
+        </w:tc>
+        <w:tc>
+          <w:tcPr>
+            <w:tcW w:w="1381" w:type="dxa"/>
+            <w:vAlign w:val="center"/>
+          </w:tcPr>
+          <w:p>
+            <w:pPr>
+              <w:jc w:val="center"/>
+            </w:pPr>
+            <w:r>
+              <w:t>0 1 0 (y)</w:t>
+            </w:r>
+          </w:p>
+        </w:tc>
+        <w:tc>
+          <w:tcPr>
+            <w:tcW w:w="1417" w:type="dxa"/>
+            <w:vAlign w:val="center"/>
+          </w:tcPr>
+          <w:p>
+            <w:pPr>
+              <w:jc w:val="center"/>
+            </w:pPr>
+            <w:r>
+              <w:t>0 0 1</w:t>
+            </w:r>
+          </w:p>
+        </w:tc>
+        <w:tc>
+          <w:tcPr>
+            <w:tcW w:w="851" w:type="dxa"/>
+            <w:vAlign w:val="center"/>
+          </w:tcPr>
+          <w:p>
+            <w:pPr>
+              <w:jc w:val="center"/>
+            </w:pPr>
+            <w:r>
+              <w:t>1</w:t>
+            </w:r>
+          </w:p>
+        </w:tc>
+        <w:tc>
+          <w:tcPr>
+            <w:tcW w:w="1134" w:type="dxa"/>
+            <w:vAlign w:val="center"/>
+          </w:tcPr>
+          <w:p>
+            <w:pPr>
+              <w:jc w:val="center"/>
+            </w:pPr>
+            <w:r>
+              <w:t>1</w:t>
+            </w:r>
+          </w:p>
+        </w:tc>
+      </w:tr>
+      <w:tr>
+        <w:tc>
+          <w:tcPr>
+            <w:tcW w:w="798" w:type="dxa"/>
+            <w:vAlign w:val="center"/>
+          </w:tcPr>
+          <w:p>
+            <w:pPr>
+              <w:jc w:val="center"/>
+            </w:pPr>
+            <w:r>
+              <w:rPr>
+                <w:lang w:val="vi-VN"/>
+              </w:rPr>
+              <w:t>S</w:t>
+            </w:r>
+            <w:r>
+              <w:t>3</w:t>
+            </w:r>
+          </w:p>
+        </w:tc>
+        <w:tc>
+          <w:tcPr>
+            <w:tcW w:w="1120" w:type="dxa"/>
+            <w:vAlign w:val="center"/>
+          </w:tcPr>
+          <w:p>
+            <w:pPr>
+              <w:jc w:val="center"/>
+            </w:pPr>
+            <w:r>
+              <w:t>0 1 1 (T4)</w:t>
+            </w:r>
+          </w:p>
+        </w:tc>
+        <w:tc>
+          <w:tcPr>
+            <w:tcW w:w="1171" w:type="dxa"/>
+            <w:vAlign w:val="center"/>
+          </w:tcPr>
+          <w:p>
+            <w:pPr>
+              <w:jc w:val="center"/>
+            </w:pPr>
+            <w:r>
+              <w:t>0 1 0</w:t>
+            </w:r>
+          </w:p>
+        </w:tc>
+        <w:tc>
+          <w:tcPr>
+            <w:tcW w:w="859" w:type="dxa"/>
+            <w:vAlign w:val="center"/>
+          </w:tcPr>
+          <w:p>
+            <w:pPr>
+              <w:jc w:val="center"/>
+            </w:pPr>
+            <w:r>
+              <w:t>1</w:t>
+            </w:r>
+          </w:p>
+        </w:tc>
+        <w:tc>
+          <w:tcPr>
+            <w:tcW w:w="875" w:type="dxa"/>
+            <w:vAlign w:val="center"/>
+          </w:tcPr>
+          <w:p>
+            <w:pPr>
+              <w:jc w:val="center"/>
+            </w:pPr>
+            <w:r>
+              <w:t>1</w:t>
+            </w:r>
+          </w:p>
+        </w:tc>
+        <w:tc>
+          <w:tcPr>
+            <w:tcW w:w="1381" w:type="dxa"/>
+            <w:vAlign w:val="center"/>
+          </w:tcPr>
+          <w:p>
+            <w:pPr>
+              <w:jc w:val="center"/>
+            </w:pPr>
+            <w:r>
+              <w:t>0 1 1 (t3)</w:t>
+            </w:r>
+          </w:p>
+        </w:tc>
+        <w:tc>
+          <w:tcPr>
+            <w:tcW w:w="1417" w:type="dxa"/>
+            <w:vAlign w:val="center"/>
+          </w:tcPr>
+          <w:p>
+            <w:pPr>
+              <w:jc w:val="center"/>
+            </w:pPr>
+            <w:r>
+              <w:t>0 1 0</w:t>
+            </w:r>
+          </w:p>
+        </w:tc>
+        <w:tc>
+          <w:tcPr>
+            <w:tcW w:w="851" w:type="dxa"/>
+            <w:vAlign w:val="center"/>
+          </w:tcPr>
+          <w:p>
+            <w:pPr>
+              <w:jc w:val="center"/>
+            </w:pPr>
+            <w:r>
+              <w:t>1</w:t>
+            </w:r>
+          </w:p>
+        </w:tc>
+        <w:tc>
+          <w:tcPr>
+            <w:tcW w:w="1134" w:type="dxa"/>
+            <w:vAlign w:val="center"/>
+          </w:tcPr>
+          <w:p>
+            <w:pPr>
+              <w:jc w:val="center"/>
+            </w:pPr>
+            <w:r>
+              <w:t>1</w:t>
+            </w:r>
+          </w:p>
+        </w:tc>
+      </w:tr>
+      <w:tr>
+        <w:tc>
+          <w:tcPr>
+            <w:tcW w:w="798" w:type="dxa"/>
+            <w:vAlign w:val="center"/>
+          </w:tcPr>
+          <w:p>
+            <w:pPr>
+              <w:jc w:val="center"/>
+            </w:pPr>
+            <w:r>
+              <w:rPr>
+                <w:lang w:val="vi-VN"/>
+              </w:rPr>
+              <w:t>S</w:t>
+            </w:r>
+            <w:r>
+              <w:t>4</w:t>
+            </w:r>
+          </w:p>
+        </w:tc>
+        <w:tc>
+          <w:tcPr>
+            <w:tcW w:w="1120" w:type="dxa"/>
+            <w:vAlign w:val="center"/>
+          </w:tcPr>
+          <w:p>
+            <w:pPr>
+              <w:jc w:val="center"/>
+            </w:pPr>
+            <w:r>
+              <w:t>X</w:t>
+            </w:r>
+          </w:p>
+        </w:tc>
+        <w:tc>
+          <w:tcPr>
+            <w:tcW w:w="1171" w:type="dxa"/>
+            <w:vAlign w:val="center"/>
+          </w:tcPr>
+          <w:p>
+            <w:pPr>
+              <w:jc w:val="center"/>
+            </w:pPr>
+            <w:r>
+              <w:t>0 1 0</w:t>
+            </w:r>
+          </w:p>
+        </w:tc>
+        <w:tc>
+          <w:tcPr>
+            <w:tcW w:w="859" w:type="dxa"/>
+            <w:vAlign w:val="center"/>
+          </w:tcPr>
+          <w:p>
+            <w:pPr>
+              <w:jc w:val="center"/>
+            </w:pPr>
+            <w:r>
+              <w:t>0</w:t>
+            </w:r>
+          </w:p>
+        </w:tc>
+        <w:tc>
+          <w:tcPr>
+            <w:tcW w:w="875" w:type="dxa"/>
+            <w:vAlign w:val="center"/>
+          </w:tcPr>
+          <w:p>
+            <w:pPr>
+              <w:jc w:val="center"/>
+            </w:pPr>
+            <w:r>
+              <w:t>1</w:t>
+            </w:r>
+          </w:p>
+        </w:tc>
+        <w:tc>
+          <w:tcPr>
+            <w:tcW w:w="1381" w:type="dxa"/>
+            <w:vAlign w:val="center"/>
+          </w:tcPr>
+          <w:p>
+            <w:pPr>
+              <w:jc w:val="center"/>
+            </w:pPr>
+            <w:r>
+              <w:t>1 0 0 (t5)</w:t>
+            </w:r>
+          </w:p>
+        </w:tc>
+        <w:tc>
+          <w:tcPr>
+            <w:tcW w:w="1417" w:type="dxa"/>
+            <w:vAlign w:val="center"/>
+          </w:tcPr>
+          <w:p>
+            <w:pPr>
+              <w:jc w:val="center"/>
+            </w:pPr>
+            <w:r>
+              <w:t>0 1 1</w:t>
+            </w:r>
+          </w:p>
+        </w:tc>
+        <w:tc>
+          <w:tcPr>
+            <w:tcW w:w="851" w:type="dxa"/>
+            <w:vAlign w:val="center"/>
+          </w:tcPr>
+          <w:p>
+            <w:pPr>
+              <w:jc w:val="center"/>
+            </w:pPr>
+            <w:r>
+              <w:t>1</w:t>
+            </w:r>
+          </w:p>
+        </w:tc>
+        <w:tc>
+          <w:tcPr>
+            <w:tcW w:w="1134" w:type="dxa"/>
+            <w:vAlign w:val="center"/>
+          </w:tcPr>
+          <w:p>
+            <w:pPr>
+              <w:jc w:val="center"/>
+            </w:pPr>
+            <w:r>
+              <w:t>1</w:t>
+            </w:r>
+          </w:p>
+        </w:tc>
+      </w:tr>
+      <w:tr>
+        <w:tc>
+          <w:tcPr>
+            <w:tcW w:w="798" w:type="dxa"/>
+            <w:vAlign w:val="center"/>
+          </w:tcPr>
+          <w:p>
+            <w:pPr>
+              <w:jc w:val="center"/>
+            </w:pPr>
+            <w:r>
+              <w:rPr>
+                <w:lang w:val="vi-VN"/>
+              </w:rPr>
+              <w:t>S</w:t>
+            </w:r>
+            <w:r>
+              <w:t>5</w:t>
+            </w:r>
+          </w:p>
+        </w:tc>
+        <w:tc>
+          <w:tcPr>
+            <w:tcW w:w="1120" w:type="dxa"/>
+            <w:vAlign w:val="center"/>
+          </w:tcPr>
+          <w:p>
+            <w:pPr>
+              <w:jc w:val="center"/>
+            </w:pPr>
+            <w:r>
+              <w:t>X</w:t>
+            </w:r>
+          </w:p>
+        </w:tc>
+        <w:tc>
+          <w:tcPr>
+            <w:tcW w:w="1171" w:type="dxa"/>
+            <w:vAlign w:val="center"/>
+          </w:tcPr>
+          <w:p>
+            <w:pPr>
+              <w:jc w:val="center"/>
+            </w:pPr>
+            <w:r>
+              <w:t>0 1 1</w:t>
+            </w:r>
+          </w:p>
+        </w:tc>
+        <w:tc>
+          <w:tcPr>
+            <w:tcW w:w="859" w:type="dxa"/>
+            <w:vAlign w:val="center"/>
+          </w:tcPr>
+          <w:p>
+            <w:pPr>
+              <w:jc w:val="center"/>
+            </w:pPr>
+            <w:r>
+              <w:t>0</w:t>
+            </w:r>
+          </w:p>
+        </w:tc>
+        <w:tc>
+          <w:tcPr>
+            <w:tcW w:w="875" w:type="dxa"/>
+            <w:vAlign w:val="center"/>
+          </w:tcPr>
+          <w:p>
+            <w:pPr>
+              <w:jc w:val="center"/>
+            </w:pPr>
+            <w:r>
+              <w:t>1</w:t>
+            </w:r>
+          </w:p>
+        </w:tc>
+        <w:tc>
+          <w:tcPr>
+            <w:tcW w:w="1381" w:type="dxa"/>
+            <w:vAlign w:val="center"/>
+          </w:tcPr>
+          <w:p>
+            <w:pPr>
+              <w:jc w:val="center"/>
+            </w:pPr>
+            <w:r>
+              <w:t>1 0 1 (t6)</w:t>
+            </w:r>
+          </w:p>
+        </w:tc>
+        <w:tc>
+          <w:tcPr>
+            <w:tcW w:w="1417" w:type="dxa"/>
+            <w:vAlign w:val="center"/>
+          </w:tcPr>
+          <w:p>
+            <w:pPr>
+              <w:jc w:val="center"/>
+            </w:pPr>
+            <w:r>
+              <w:t>1 0 0</w:t>
+            </w:r>
+          </w:p>
+        </w:tc>
+        <w:tc>
+          <w:tcPr>
+            <w:tcW w:w="851" w:type="dxa"/>
+            <w:vAlign w:val="center"/>
+          </w:tcPr>
+          <w:p>
+            <w:pPr>
+              <w:jc w:val="center"/>
+            </w:pPr>
+            <w:r>
+              <w:t>1</w:t>
+            </w:r>
+          </w:p>
+        </w:tc>
+        <w:tc>
+          <w:tcPr>
+            <w:tcW w:w="1134" w:type="dxa"/>
+            <w:vAlign w:val="center"/>
+          </w:tcPr>
+          <w:p>
+            <w:pPr>
+              <w:jc w:val="center"/>
+            </w:pPr>
+            <w:r>
+              <w:t>1</w:t>
+            </w:r>
+          </w:p>
+        </w:tc>
+      </w:tr>
+      <w:tr>
+        <w:tc>
+          <w:tcPr>
+            <w:tcW w:w="798" w:type="dxa"/>
+            <w:vAlign w:val="center"/>
+          </w:tcPr>
+          <w:p>
+            <w:pPr>
+              <w:jc w:val="center"/>
+            </w:pPr>
+            <w:r>
+              <w:rPr>
+                <w:lang w:val="vi-VN"/>
+              </w:rPr>
+              <w:t>S</w:t>
+            </w:r>
+            <w:r>
+              <w:t>6</w:t>
+            </w:r>
+          </w:p>
+        </w:tc>
+        <w:tc>
+          <w:tcPr>
+            <w:tcW w:w="1120" w:type="dxa"/>
+            <w:vAlign w:val="center"/>
+          </w:tcPr>
+          <w:p>
+            <w:pPr>
+              <w:jc w:val="center"/>
+            </w:pPr>
+            <w:r>
+              <w:t xml:space="preserve">1 0 0(T7) </w:t>
+            </w:r>
+          </w:p>
+        </w:tc>
+        <w:tc>
+          <w:tcPr>
+            <w:tcW w:w="1171" w:type="dxa"/>
+            <w:vAlign w:val="center"/>
+          </w:tcPr>
+          <w:p>
+            <w:pPr>
+              <w:jc w:val="center"/>
+            </w:pPr>
+            <w:r>
+              <w:t>0 0 0</w:t>
+            </w:r>
+          </w:p>
+        </w:tc>
+        <w:tc>
+          <w:tcPr>
+            <w:tcW w:w="859" w:type="dxa"/>
+            <w:vAlign w:val="center"/>
+          </w:tcPr>
+          <w:p>
+            <w:pPr>
+              <w:jc w:val="center"/>
+            </w:pPr>
+            <w:r>
+              <w:t>1</w:t>
+            </w:r>
+          </w:p>
+        </w:tc>
+        <w:tc>
+          <w:tcPr>
+            <w:tcW w:w="875" w:type="dxa"/>
+            <w:vAlign w:val="center"/>
+          </w:tcPr>
+          <w:p>
+            <w:pPr>
+              <w:jc w:val="center"/>
+            </w:pPr>
+            <w:r>
+              <w:t>1</w:t>
+            </w:r>
+          </w:p>
+        </w:tc>
+        <w:tc>
+          <w:tcPr>
+            <w:tcW w:w="1381" w:type="dxa"/>
+            <w:vAlign w:val="center"/>
+          </w:tcPr>
+          <w:p>
+            <w:pPr>
+              <w:jc w:val="center"/>
+            </w:pPr>
+            <w:r>
+              <w:t>X</w:t>
+            </w:r>
+          </w:p>
+        </w:tc>
+        <w:tc>
+          <w:tcPr>
+            <w:tcW w:w="1417" w:type="dxa"/>
+            <w:vAlign w:val="center"/>
+          </w:tcPr>
+          <w:p>
+            <w:pPr>
+              <w:jc w:val="center"/>
+            </w:pPr>
+            <w:r>
+              <w:t>1 0 1</w:t>
+            </w:r>
+          </w:p>
+        </w:tc>
+        <w:tc>
+          <w:tcPr>
+            <w:tcW w:w="851" w:type="dxa"/>
+            <w:vAlign w:val="center"/>
+          </w:tcPr>
+          <w:p>
+            <w:pPr>
+              <w:jc w:val="center"/>
+            </w:pPr>
+            <w:r>
+              <w:t>0</w:t>
+            </w:r>
+          </w:p>
+        </w:tc>
+        <w:tc>
+          <w:tcPr>
+            <w:tcW w:w="1134" w:type="dxa"/>
+            <w:vAlign w:val="center"/>
+          </w:tcPr>
+          <w:p>
+            <w:pPr>
+              <w:jc w:val="center"/>
+            </w:pPr>
+            <w:r>
+              <w:t>1</w:t>
+            </w:r>
+          </w:p>
+        </w:tc>
+      </w:tr>
+      <w:tr>
+        <w:tc>
+          <w:tcPr>
+            <w:tcW w:w="798" w:type="dxa"/>
+            <w:vAlign w:val="center"/>
+          </w:tcPr>
+          <w:p>
+            <w:pPr>
+              <w:jc w:val="center"/>
+            </w:pPr>
+            <w:r>
+              <w:t>S7</w:t>
+            </w:r>
+          </w:p>
+        </w:tc>
+        <w:tc>
+          <w:tcPr>
+            <w:tcW w:w="1120" w:type="dxa"/>
+            <w:vAlign w:val="center"/>
+          </w:tcPr>
+          <w:p>
+            <w:pPr>
+              <w:jc w:val="center"/>
+            </w:pPr>
+            <w:r>
+              <w:t>X</w:t>
+            </w:r>
+          </w:p>
+        </w:tc>
+        <w:tc>
+          <w:tcPr>
+            <w:tcW w:w="1171" w:type="dxa"/>
+            <w:vAlign w:val="center"/>
+          </w:tcPr>
+          <w:p>
+            <w:pPr>
+              <w:jc w:val="center"/>
+            </w:pPr>
+            <w:r>
+              <w:t>1 0 0</w:t>
+            </w:r>
+          </w:p>
+        </w:tc>
+        <w:tc>
+          <w:tcPr>
+            <w:tcW w:w="859" w:type="dxa"/>
+            <w:vAlign w:val="center"/>
+          </w:tcPr>
+          <w:p>
+            <w:pPr>
+              <w:jc w:val="center"/>
+            </w:pPr>
+            <w:r>
+              <w:t>0</w:t>
+            </w:r>
+          </w:p>
+        </w:tc>
+        <w:tc>
+          <w:tcPr>
+            <w:tcW w:w="875" w:type="dxa"/>
+            <w:vAlign w:val="center"/>
+          </w:tcPr>
+          <w:p>
+            <w:pPr>
+              <w:jc w:val="center"/>
+            </w:pPr>
+            <w:r>
+              <w:t>1</w:t>
+            </w:r>
+          </w:p>
+        </w:tc>
+        <w:tc>
+          <w:tcPr>
+            <w:tcW w:w="1381" w:type="dxa"/>
+            <w:vAlign w:val="center"/>
+          </w:tcPr>
+          <w:p>
+            <w:pPr>
+              <w:jc w:val="center"/>
+            </w:pPr>
+            <w:r>
+              <w:t>X</w:t>
+            </w:r>
+          </w:p>
+        </w:tc>
+        <w:tc>
+          <w:tcPr>
+            <w:tcW w:w="1417" w:type="dxa"/>
+            <w:vAlign w:val="center"/>
+          </w:tcPr>
+          <w:p>
+            <w:pPr>
+              <w:jc w:val="center"/>
+            </w:pPr>
+            <w:r>
+              <w:t>X</w:t>
+            </w:r>
+          </w:p>
+        </w:tc>
+        <w:tc>
+          <w:tcPr>
+            <w:tcW w:w="851" w:type="dxa"/>
+            <w:vAlign w:val="center"/>
+          </w:tcPr>
+          <w:p>
+            <w:pPr>
+              <w:jc w:val="center"/>
+            </w:pPr>
+            <w:r>
+              <w:t>0</w:t>
+            </w:r>
+          </w:p>
+        </w:tc>
+        <w:tc>
+          <w:tcPr>
+            <w:tcW w:w="1134" w:type="dxa"/>
+            <w:vAlign w:val="center"/>
+          </w:tcPr>
+          <w:p>
+            <w:pPr>
+              <w:jc w:val="center"/>
+            </w:pPr>
+            <w:r>
+              <w:t>0</w:t>
+            </w:r>
+          </w:p>
+        </w:tc>
+      </w:tr>
+    </w:tbl>
+    <w:p>
+      <w:pPr>
+        <w:rPr>
+          <w:lang w:val="vi-VN"/>
+        </w:rPr>
+      </w:pPr>
+    </w:p>
+    <w:p>
+      <w:pPr>
+        <w:ind w:left="720"/>
+      </w:pPr>
+      <w:r>
+        <w:t>WA1[2] = Q2</w:t>
+      </w:r>
+    </w:p>
+    <w:p>
+      <w:pPr>
+        <w:ind w:left="720"/>
+      </w:pPr>
+      <w:r>
+        <w:t>WA1[1] = Q2’Q1</w:t>
+      </w:r>
+    </w:p>
+    <w:p>
+      <w:pPr>
+        <w:ind w:left="720"/>
+      </w:pPr>
+      <w:r>
+        <w:t>WA1[0] = Q0</w:t>
+      </w:r>
+    </w:p>
+    <w:p>
+      <w:pPr>
+        <w:ind w:left="720"/>
+      </w:pPr>
+      <w:r>
+        <w:rPr>
+          <w:lang w:val="vi-VN"/>
+        </w:rPr>
+        <w:t xml:space="preserve">RAA1[0] = </w:t>
+      </w:r>
+      <w:r>
+        <w:t>Q2'Q1Q0' + Q2Q1'Q0</w:t>
+      </w:r>
+    </w:p>
+    <w:p>
+      <w:pPr>
+        <w:ind w:left="720"/>
+      </w:pPr>
+      <w:r>
+        <w:t>RAA1</w:t>
+      </w:r>
+      <w:r>
+        <w:rPr>
+          <w:lang w:val="vi-VN"/>
+        </w:rPr>
+        <w:t xml:space="preserve">[1] = </w:t>
+      </w:r>
+      <w:r>
+        <w:rPr>
+          <w:lang w:val="vi-VN"/>
+        </w:rPr>
+        <w:t>Q2'Q1Q0 + Q2Q1'</w:t>
+      </w:r>
+    </w:p>
+    <w:p>
+      <w:pPr>
+        <w:ind w:left="720"/>
+      </w:pPr>
+      <w:r>
+        <w:t xml:space="preserve">RAA1[2] = </w:t>
+      </w:r>
+      <w:r>
+        <w:t>Q2Q1Q0</w:t>
+      </w:r>
+    </w:p>
+    <w:p>
+      <w:pPr>
+        <w:ind w:left="720"/>
+      </w:pPr>
+      <w:r>
+        <w:t xml:space="preserve">WE1 = </w:t>
+      </w:r>
+      <w:r>
+        <w:t>Q2' + Q1Q0'</w:t>
+      </w:r>
+    </w:p>
+    <w:p>
+      <w:pPr>
+        <w:ind w:left="720"/>
+      </w:pPr>
+      <w:r>
+        <w:t xml:space="preserve"> REA1 = 1</w:t>
+      </w:r>
+    </w:p>
+    <w:p>
+      <w:pPr>
+        <w:ind w:left="720"/>
+      </w:pPr>
+      <w:r>
+        <w:t>WA2[2] = Q2</w:t>
+      </w:r>
+    </w:p>
+    <w:p>
+      <w:pPr>
+        <w:ind w:left="720"/>
+        <w:rPr>
+          <w:lang w:val="vi-VN"/>
+        </w:rPr>
+      </w:pPr>
+      <w:r>
+        <w:t xml:space="preserve">WA2[1] = </w:t>
+      </w:r>
+      <w:r>
+        <w:rPr>
+          <w:lang w:val="vi-VN"/>
+        </w:rPr>
+        <w:t>Q1</w:t>
+      </w:r>
+    </w:p>
+    <w:p>
+      <w:pPr>
+        <w:ind w:left="720"/>
+        <w:rPr>
+          <w:lang w:val="vi-VN"/>
+        </w:rPr>
+      </w:pPr>
+      <w:r>
+        <w:rPr>
+          <w:lang w:val="vi-VN"/>
+        </w:rPr>
+        <w:t>WA2[0] = Q0</w:t>
+      </w:r>
+    </w:p>
+    <w:p>
+      <w:pPr>
+        <w:ind w:left="720"/>
+      </w:pPr>
+      <w:r>
+        <w:rPr>
+          <w:lang w:val="vi-VN"/>
+        </w:rPr>
+        <w:t>RAA</w:t>
+      </w:r>
+      <w:r>
+        <w:t>2[2] = Q2Q0 + Q2Q1 = Q2 ( Q0 + Q1)</w:t>
+      </w:r>
+    </w:p>
+    <w:p>
+      <w:pPr>
+        <w:ind w:left="720"/>
+      </w:pPr>
+      <w:r>
+        <w:t xml:space="preserve">RAA2[1] = Q0Q1 + Q2Q1’Q0’ </w:t>
+      </w:r>
+    </w:p>
+    <w:p>
+      <w:pPr>
+        <w:ind w:left="720"/>
+      </w:pPr>
+      <w:r>
+        <w:t>RAA1[0] = Q1Q0’ + Q2Q0’ = Q0’ (Q1 + Q2)</w:t>
+      </w:r>
+    </w:p>
+    <w:p>
+      <w:pPr>
+        <w:ind w:left="720"/>
+      </w:pPr>
+      <w:r>
+        <w:t xml:space="preserve">WE2 = </w:t>
+      </w:r>
+      <w:r>
+        <w:t>Q2' + Q1'</w:t>
+      </w:r>
+      <w:r>
+        <w:t xml:space="preserve"> = (Q1 * Q2)’</w:t>
+      </w:r>
+    </w:p>
+    <w:p>
+      <w:pPr>
+        <w:ind w:left="720"/>
+      </w:pPr>
+      <w:r>
+        <w:t xml:space="preserve">RE2 = </w:t>
+      </w:r>
+      <w:r>
+        <w:t>Q2' + Q1' + Q0'</w:t>
+      </w:r>
+    </w:p>
+    <w:tbl>
+      <w:tblPr>
+        <w:tblStyle w:val="TableGrid"/>
+        <w:tblW w:w="9493" w:type="dxa"/>
+        <w:tblLook w:val="04A0" w:firstRow="1" w:lastRow="0" w:firstColumn="1" w:lastColumn="0" w:noHBand="0" w:noVBand="1"/>
+      </w:tblPr>
+      <w:tblGrid>
+        <w:gridCol w:w="429"/>
+        <w:gridCol w:w="1010"/>
+        <w:gridCol w:w="2137"/>
+        <w:gridCol w:w="931"/>
+        <w:gridCol w:w="1589"/>
+        <w:gridCol w:w="611"/>
+        <w:gridCol w:w="611"/>
+        <w:gridCol w:w="731"/>
+        <w:gridCol w:w="731"/>
+        <w:gridCol w:w="587"/>
+        <w:gridCol w:w="126"/>
+      </w:tblGrid>
+      <w:tr>
+        <w:tc>
+          <w:tcPr>
+            <w:tcW w:w="427" w:type="dxa"/>
+            <w:vAlign w:val="center"/>
+          </w:tcPr>
+          <w:p>
+            <w:pPr>
+              <w:jc w:val="center"/>
+              <w:rPr>
+                <w:lang w:val="vi-VN"/>
+              </w:rPr>
+            </w:pPr>
+          </w:p>
+        </w:tc>
+        <w:tc>
+          <w:tcPr>
+            <w:tcW w:w="1008" w:type="dxa"/>
+            <w:vAlign w:val="center"/>
+          </w:tcPr>
+          <w:p>
+            <w:pPr>
+              <w:jc w:val="center"/>
+              <w:rPr>
+                <w:lang w:val="vi-VN"/>
+              </w:rPr>
+            </w:pPr>
+            <w:r>
+              <w:rPr>
+                <w:lang w:val="vi-VN"/>
+              </w:rPr>
+              <w:t>SabsMax</w:t>
+            </w:r>
+          </w:p>
+        </w:tc>
+        <w:tc>
+          <w:tcPr>
+            <w:tcW w:w="2131" w:type="dxa"/>
+            <w:vAlign w:val="center"/>
+          </w:tcPr>
+          <w:p>
+            <w:pPr>
+              <w:jc w:val="center"/>
+              <w:rPr>
+                <w:lang w:val="vi-VN"/>
+              </w:rPr>
+            </w:pPr>
+            <w:r>
+              <w:rPr>
+                <w:lang w:val="vi-VN"/>
+              </w:rPr>
+              <w:t>SabsMinAddSub[1..0]</w:t>
+            </w:r>
+          </w:p>
+        </w:tc>
+        <w:tc>
+          <w:tcPr>
+            <w:tcW w:w="929" w:type="dxa"/>
+            <w:vAlign w:val="center"/>
+          </w:tcPr>
+          <w:p>
+            <w:pPr>
+              <w:jc w:val="center"/>
+              <w:rPr>
+                <w:lang w:val="vi-VN"/>
+              </w:rPr>
+            </w:pPr>
+            <w:r>
+              <w:rPr>
+                <w:lang w:val="vi-VN"/>
+              </w:rPr>
+              <w:t>AbsMax</w:t>
+            </w:r>
+          </w:p>
+        </w:tc>
+        <w:tc>
+          <w:tcPr>
+            <w:tcW w:w="1585" w:type="dxa"/>
+            <w:vAlign w:val="center"/>
+          </w:tcPr>
+          <w:p>
+            <w:pPr>
+              <w:jc w:val="center"/>
+              <w:rPr>
+                <w:lang w:val="vi-VN"/>
+              </w:rPr>
+            </w:pPr>
+            <w:r>
+              <w:rPr>
+                <w:lang w:val="vi-VN"/>
+              </w:rPr>
+              <w:t>AbsMinAddSub</w:t>
+            </w:r>
+          </w:p>
+        </w:tc>
+        <w:tc>
+          <w:tcPr>
+            <w:tcW w:w="610" w:type="dxa"/>
+            <w:vAlign w:val="center"/>
+          </w:tcPr>
+          <w:p>
+            <w:pPr>
+              <w:jc w:val="center"/>
+              <w:rPr>
+                <w:lang w:val="vi-VN"/>
+              </w:rPr>
+            </w:pPr>
+            <w:r>
+              <w:rPr>
+                <w:lang w:val="vi-VN"/>
+              </w:rPr>
+              <w:t>Cin1</w:t>
+            </w:r>
+          </w:p>
+        </w:tc>
+        <w:tc>
+          <w:tcPr>
+            <w:tcW w:w="610" w:type="dxa"/>
+            <w:vAlign w:val="center"/>
+          </w:tcPr>
+          <w:p>
+            <w:pPr>
+              <w:jc w:val="center"/>
+              <w:rPr>
+                <w:lang w:val="vi-VN"/>
+              </w:rPr>
+            </w:pPr>
+            <w:r>
+              <w:rPr>
+                <w:lang w:val="vi-VN"/>
+              </w:rPr>
+              <w:t>Cin2</w:t>
+            </w:r>
+          </w:p>
+        </w:tc>
+        <w:tc>
+          <w:tcPr>
+            <w:tcW w:w="730" w:type="dxa"/>
+            <w:vAlign w:val="center"/>
+          </w:tcPr>
+          <w:p>
+            <w:pPr>
+              <w:jc w:val="center"/>
+              <w:rPr>
+                <w:lang w:val="vi-VN"/>
+              </w:rPr>
+            </w:pPr>
+            <w:r>
+              <w:rPr>
+                <w:lang w:val="vi-VN"/>
+              </w:rPr>
+              <w:t>Shift1</w:t>
+            </w:r>
+          </w:p>
+        </w:tc>
+        <w:tc>
+          <w:tcPr>
+            <w:tcW w:w="730" w:type="dxa"/>
+          </w:tcPr>
+          <w:p>
+            <w:pPr>
+              <w:jc w:val="center"/>
+              <w:rPr>
+                <w:lang w:val="vi-VN"/>
+              </w:rPr>
+            </w:pPr>
+            <w:r>
+              <w:rPr>
+                <w:lang w:val="vi-VN"/>
+              </w:rPr>
+              <w:t>Shift3</w:t>
+            </w:r>
+          </w:p>
+        </w:tc>
+        <w:tc>
+          <w:tcPr>
+            <w:tcW w:w="733" w:type="dxa"/>
+            <w:gridSpan w:val="2"/>
+          </w:tcPr>
+          <w:p>
+            <w:pPr>
+              <w:jc w:val="center"/>
+              <w:rPr>
+                <w:lang w:val="vi-VN"/>
+              </w:rPr>
+            </w:pPr>
+            <w:r>
+              <w:rPr>
+                <w:lang w:val="vi-VN"/>
+              </w:rPr>
+              <w:t>COP</w:t>
+            </w:r>
+          </w:p>
+        </w:tc>
+      </w:tr>
+      <w:tr>
+        <w:trPr>
+          <w:gridAfter w:val="1"/>
+          <w:wAfter w:w="143" w:type="dxa"/>
+        </w:trPr>
+        <w:tc>
+          <w:tcPr>
+            <w:tcW w:w="427" w:type="dxa"/>
+            <w:vAlign w:val="center"/>
+          </w:tcPr>
+          <w:p>
+            <w:pPr>
+              <w:jc w:val="center"/>
+              <w:rPr>
+                <w:lang w:val="vi-VN"/>
+              </w:rPr>
+            </w:pPr>
+            <w:r>
+              <w:rPr>
+                <w:lang w:val="vi-VN"/>
+              </w:rPr>
+              <w:t>S0</w:t>
+            </w:r>
+          </w:p>
+        </w:tc>
+        <w:tc>
+          <w:tcPr>
+            <w:tcW w:w="1008" w:type="dxa"/>
+            <w:vAlign w:val="center"/>
+          </w:tcPr>
+          <w:p>
+            <w:pPr>
+              <w:jc w:val="center"/>
+              <w:rPr>
+                <w:lang w:val="vi-VN"/>
+              </w:rPr>
+            </w:pPr>
+            <w:r>
+              <w:rPr>
+                <w:lang w:val="vi-VN"/>
+              </w:rPr>
+              <w:t>X</w:t>
+            </w:r>
+          </w:p>
+        </w:tc>
+        <w:tc>
+          <w:tcPr>
+            <w:tcW w:w="2131" w:type="dxa"/>
+            <w:vAlign w:val="center"/>
+          </w:tcPr>
+          <w:p>
+            <w:pPr>
+              <w:jc w:val="center"/>
+              <w:rPr>
+                <w:lang w:val="vi-VN"/>
+              </w:rPr>
+            </w:pPr>
+            <w:r>
+              <w:rPr>
+                <w:lang w:val="vi-VN"/>
+              </w:rPr>
+              <w:t>X</w:t>
+            </w:r>
+          </w:p>
+        </w:tc>
+        <w:tc>
+          <w:tcPr>
+            <w:tcW w:w="929" w:type="dxa"/>
+            <w:vAlign w:val="center"/>
+          </w:tcPr>
+          <w:p>
+            <w:pPr>
+              <w:jc w:val="center"/>
+              <w:rPr>
+                <w:lang w:val="vi-VN"/>
+              </w:rPr>
+            </w:pPr>
+            <w:r>
+              <w:rPr>
+                <w:lang w:val="vi-VN"/>
+              </w:rPr>
+              <w:t>0</w:t>
+            </w:r>
+          </w:p>
+        </w:tc>
+        <w:tc>
+          <w:tcPr>
+            <w:tcW w:w="1585" w:type="dxa"/>
+            <w:vAlign w:val="center"/>
+          </w:tcPr>
+          <w:p>
+            <w:pPr>
+              <w:jc w:val="center"/>
+              <w:rPr>
+                <w:lang w:val="vi-VN"/>
+              </w:rPr>
+            </w:pPr>
+            <w:r>
+              <w:rPr>
+                <w:lang w:val="vi-VN"/>
+              </w:rPr>
+              <w:t>0</w:t>
+            </w:r>
+          </w:p>
+        </w:tc>
+        <w:tc>
+          <w:tcPr>
+            <w:tcW w:w="610" w:type="dxa"/>
+            <w:vAlign w:val="center"/>
+          </w:tcPr>
+          <w:p>
+            <w:pPr>
+              <w:jc w:val="center"/>
+              <w:rPr>
+                <w:lang w:val="vi-VN"/>
+              </w:rPr>
+            </w:pPr>
+            <w:r>
+              <w:rPr>
+                <w:lang w:val="vi-VN"/>
+              </w:rPr>
+              <w:t>1</w:t>
+            </w:r>
+          </w:p>
+        </w:tc>
+        <w:tc>
+          <w:tcPr>
+            <w:tcW w:w="610" w:type="dxa"/>
+            <w:vAlign w:val="center"/>
+          </w:tcPr>
+          <w:p>
+            <w:pPr>
+              <w:jc w:val="center"/>
+              <w:rPr>
+                <w:lang w:val="vi-VN"/>
+              </w:rPr>
+            </w:pPr>
+            <w:r>
+              <w:rPr>
+                <w:lang w:val="vi-VN"/>
+              </w:rPr>
+              <w:t>1</w:t>
+            </w:r>
+          </w:p>
+        </w:tc>
+        <w:tc>
+          <w:tcPr>
+            <w:tcW w:w="730" w:type="dxa"/>
+            <w:vAlign w:val="center"/>
+          </w:tcPr>
+          <w:p>
+            <w:pPr>
+              <w:jc w:val="center"/>
+              <w:rPr>
+                <w:lang w:val="vi-VN"/>
+              </w:rPr>
+            </w:pPr>
+            <w:r>
+              <w:rPr>
+                <w:lang w:val="vi-VN"/>
+              </w:rPr>
+              <w:t>0</w:t>
+            </w:r>
+          </w:p>
+        </w:tc>
+        <w:tc>
+          <w:tcPr>
+            <w:tcW w:w="730" w:type="dxa"/>
+          </w:tcPr>
+          <w:p>
+            <w:pPr>
+              <w:jc w:val="center"/>
+              <w:rPr>
+                <w:lang w:val="vi-VN"/>
+              </w:rPr>
+            </w:pPr>
+            <w:r>
+              <w:rPr>
+                <w:lang w:val="vi-VN"/>
+              </w:rPr>
+              <w:t>0</w:t>
+            </w:r>
+          </w:p>
+        </w:tc>
+        <w:tc>
+          <w:tcPr>
+            <w:tcW w:w="590" w:type="dxa"/>
+          </w:tcPr>
+          <w:p>
+            <w:pPr>
+              <w:jc w:val="center"/>
+              <w:rPr>
+                <w:lang w:val="vi-VN"/>
+              </w:rPr>
+            </w:pPr>
+            <w:r>
+              <w:rPr>
+                <w:lang w:val="vi-VN"/>
+              </w:rPr>
+              <w:t>0</w:t>
+            </w:r>
+          </w:p>
+        </w:tc>
+      </w:tr>
+      <w:tr>
+        <w:trPr>
+          <w:gridAfter w:val="1"/>
+          <w:wAfter w:w="143" w:type="dxa"/>
+        </w:trPr>
+        <w:tc>
+          <w:tcPr>
+            <w:tcW w:w="427" w:type="dxa"/>
+            <w:vAlign w:val="center"/>
+          </w:tcPr>
+          <w:p>
+            <w:pPr>
+              <w:jc w:val="center"/>
+              <w:rPr>
+                <w:lang w:val="vi-VN"/>
+              </w:rPr>
+            </w:pPr>
+            <w:r>
+              <w:rPr>
+                <w:lang w:val="vi-VN"/>
+              </w:rPr>
+              <w:t>S1</w:t>
+            </w:r>
+          </w:p>
+        </w:tc>
+        <w:tc>
+          <w:tcPr>
+            <w:tcW w:w="1008" w:type="dxa"/>
+            <w:vAlign w:val="center"/>
+          </w:tcPr>
+          <w:p>
+            <w:pPr>
+              <w:jc w:val="center"/>
+              <w:rPr>
+                <w:lang w:val="vi-VN"/>
+              </w:rPr>
+            </w:pPr>
+            <w:r>
+              <w:rPr>
+                <w:lang w:val="vi-VN"/>
+              </w:rPr>
+              <w:t>0</w:t>
+            </w:r>
+          </w:p>
+        </w:tc>
+        <w:tc>
+          <w:tcPr>
+            <w:tcW w:w="2131" w:type="dxa"/>
+            <w:vAlign w:val="center"/>
+          </w:tcPr>
+          <w:p>
+            <w:pPr>
+              <w:jc w:val="center"/>
+              <w:rPr>
+                <w:lang w:val="vi-VN"/>
+              </w:rPr>
+            </w:pPr>
+            <w:r>
+              <w:rPr>
+                <w:lang w:val="vi-VN"/>
+              </w:rPr>
+              <w:t>0 1</w:t>
+            </w:r>
+          </w:p>
+        </w:tc>
+        <w:tc>
+          <w:tcPr>
+            <w:tcW w:w="929" w:type="dxa"/>
+            <w:vAlign w:val="center"/>
+          </w:tcPr>
+          <w:p>
+            <w:pPr>
+              <w:jc w:val="center"/>
+              <w:rPr>
+                <w:lang w:val="vi-VN"/>
+              </w:rPr>
+            </w:pPr>
+            <w:r>
+              <w:rPr>
+                <w:lang w:val="vi-VN"/>
+              </w:rPr>
+              <w:t>1</w:t>
+            </w:r>
+          </w:p>
+        </w:tc>
+        <w:tc>
+          <w:tcPr>
+            <w:tcW w:w="1585" w:type="dxa"/>
+            <w:vAlign w:val="center"/>
+          </w:tcPr>
+          <w:p>
+            <w:pPr>
+              <w:jc w:val="center"/>
+              <w:rPr>
+                <w:lang w:val="vi-VN"/>
+              </w:rPr>
+            </w:pPr>
+            <w:r>
+              <w:rPr>
+                <w:lang w:val="vi-VN"/>
+              </w:rPr>
+              <w:t>1</w:t>
+            </w:r>
+          </w:p>
+        </w:tc>
+        <w:tc>
+          <w:tcPr>
+            <w:tcW w:w="610" w:type="dxa"/>
+            <w:vAlign w:val="center"/>
+          </w:tcPr>
+          <w:p>
+            <w:pPr>
+              <w:jc w:val="center"/>
+              <w:rPr>
+                <w:lang w:val="vi-VN"/>
+              </w:rPr>
+            </w:pPr>
+            <w:r>
+              <w:rPr>
+                <w:lang w:val="vi-VN"/>
+              </w:rPr>
+              <w:t>0</w:t>
+            </w:r>
+          </w:p>
+        </w:tc>
+        <w:tc>
+          <w:tcPr>
+            <w:tcW w:w="610" w:type="dxa"/>
+            <w:vAlign w:val="center"/>
+          </w:tcPr>
+          <w:p>
+            <w:pPr>
+              <w:jc w:val="center"/>
+              <w:rPr>
+                <w:lang w:val="vi-VN"/>
+              </w:rPr>
+            </w:pPr>
+            <w:r>
+              <w:rPr>
+                <w:lang w:val="vi-VN"/>
+              </w:rPr>
+              <w:t>0</w:t>
+            </w:r>
+          </w:p>
+        </w:tc>
+        <w:tc>
+          <w:tcPr>
+            <w:tcW w:w="730" w:type="dxa"/>
+            <w:vAlign w:val="center"/>
+          </w:tcPr>
+          <w:p>
+            <w:pPr>
+              <w:jc w:val="center"/>
+              <w:rPr>
+                <w:lang w:val="vi-VN"/>
+              </w:rPr>
+            </w:pPr>
+            <w:r>
+              <w:rPr>
+                <w:lang w:val="vi-VN"/>
+              </w:rPr>
+              <w:t>0</w:t>
+            </w:r>
+          </w:p>
+        </w:tc>
+        <w:tc>
+          <w:tcPr>
+            <w:tcW w:w="730" w:type="dxa"/>
+          </w:tcPr>
+          <w:p>
+            <w:pPr>
+              <w:jc w:val="center"/>
+              <w:rPr>
+                <w:lang w:val="vi-VN"/>
+              </w:rPr>
+            </w:pPr>
+            <w:r>
+              <w:rPr>
+                <w:lang w:val="vi-VN"/>
+              </w:rPr>
+              <w:t>0</w:t>
+            </w:r>
+          </w:p>
+        </w:tc>
+        <w:tc>
+          <w:tcPr>
+            <w:tcW w:w="590" w:type="dxa"/>
+          </w:tcPr>
+          <w:p>
+            <w:pPr>
+              <w:jc w:val="center"/>
+              <w:rPr>
+                <w:lang w:val="vi-VN"/>
+              </w:rPr>
+            </w:pPr>
+            <w:r>
+              <w:rPr>
+                <w:lang w:val="vi-VN"/>
+              </w:rPr>
+              <w:t>0</w:t>
+            </w:r>
+          </w:p>
+        </w:tc>
+      </w:tr>
+      <w:tr>
+        <w:trPr>
+          <w:gridAfter w:val="1"/>
+          <w:wAfter w:w="143" w:type="dxa"/>
+        </w:trPr>
+        <w:tc>
+          <w:tcPr>
+            <w:tcW w:w="427" w:type="dxa"/>
+            <w:vAlign w:val="center"/>
+          </w:tcPr>
+          <w:p>
+            <w:pPr>
+              <w:jc w:val="center"/>
+              <w:rPr>
+                <w:lang w:val="vi-VN"/>
+              </w:rPr>
+            </w:pPr>
+            <w:r>
+              <w:rPr>
+                <w:lang w:val="vi-VN"/>
+              </w:rPr>
+              <w:t>S2</w:t>
+            </w:r>
+          </w:p>
+        </w:tc>
+        <w:tc>
+          <w:tcPr>
+            <w:tcW w:w="1008" w:type="dxa"/>
+            <w:vAlign w:val="center"/>
+          </w:tcPr>
+          <w:p>
+            <w:pPr>
+              <w:jc w:val="center"/>
+              <w:rPr>
+                <w:lang w:val="vi-VN"/>
+              </w:rPr>
+            </w:pPr>
+            <w:r>
+              <w:rPr>
+                <w:lang w:val="vi-VN"/>
+              </w:rPr>
+              <w:t>1</w:t>
+            </w:r>
+          </w:p>
+        </w:tc>
+        <w:tc>
+          <w:tcPr>
+            <w:tcW w:w="2131" w:type="dxa"/>
+            <w:vAlign w:val="center"/>
+          </w:tcPr>
+          <w:p>
+            <w:pPr>
+              <w:jc w:val="center"/>
+              <w:rPr>
+                <w:lang w:val="vi-VN"/>
+              </w:rPr>
+            </w:pPr>
+            <w:r>
+              <w:rPr>
+                <w:lang w:val="vi-VN"/>
+              </w:rPr>
+              <w:t>1 1</w:t>
+            </w:r>
+          </w:p>
+        </w:tc>
+        <w:tc>
+          <w:tcPr>
+            <w:tcW w:w="929" w:type="dxa"/>
+            <w:vAlign w:val="center"/>
+          </w:tcPr>
+          <w:p>
+            <w:pPr>
+              <w:jc w:val="center"/>
+              <w:rPr>
+                <w:lang w:val="vi-VN"/>
+              </w:rPr>
+            </w:pPr>
+            <w:r>
+              <w:rPr>
+                <w:lang w:val="vi-VN"/>
+              </w:rPr>
+              <w:t>1</w:t>
+            </w:r>
+          </w:p>
+        </w:tc>
+        <w:tc>
+          <w:tcPr>
+            <w:tcW w:w="1585" w:type="dxa"/>
+            <w:vAlign w:val="center"/>
+          </w:tcPr>
+          <w:p>
+            <w:pPr>
+              <w:jc w:val="center"/>
+              <w:rPr>
+                <w:lang w:val="vi-VN"/>
+              </w:rPr>
+            </w:pPr>
+            <w:r>
+              <w:rPr>
+                <w:lang w:val="vi-VN"/>
+              </w:rPr>
+              <w:t>1</w:t>
+            </w:r>
+          </w:p>
+        </w:tc>
+        <w:tc>
+          <w:tcPr>
+            <w:tcW w:w="610" w:type="dxa"/>
+            <w:vAlign w:val="center"/>
+          </w:tcPr>
+          <w:p>
+            <w:pPr>
+              <w:jc w:val="center"/>
+              <w:rPr>
+                <w:lang w:val="vi-VN"/>
+              </w:rPr>
+            </w:pPr>
+            <w:r>
+              <w:rPr>
+                <w:lang w:val="vi-VN"/>
+              </w:rPr>
+              <w:t>0</w:t>
+            </w:r>
+          </w:p>
+        </w:tc>
+        <w:tc>
+          <w:tcPr>
+            <w:tcW w:w="610" w:type="dxa"/>
+            <w:vAlign w:val="center"/>
+          </w:tcPr>
+          <w:p>
+            <w:pPr>
+              <w:jc w:val="center"/>
+              <w:rPr>
+                <w:lang w:val="vi-VN"/>
+              </w:rPr>
+            </w:pPr>
+            <w:r>
+              <w:rPr>
+                <w:lang w:val="vi-VN"/>
+              </w:rPr>
+              <w:t>0</w:t>
+            </w:r>
+          </w:p>
+        </w:tc>
+        <w:tc>
+          <w:tcPr>
+            <w:tcW w:w="730" w:type="dxa"/>
+            <w:vAlign w:val="center"/>
+          </w:tcPr>
+          <w:p>
+            <w:pPr>
+              <w:jc w:val="center"/>
+              <w:rPr>
+                <w:lang w:val="vi-VN"/>
+              </w:rPr>
+            </w:pPr>
+            <w:r>
+              <w:rPr>
+                <w:lang w:val="vi-VN"/>
+              </w:rPr>
+              <w:t>0</w:t>
+            </w:r>
+          </w:p>
+        </w:tc>
+        <w:tc>
+          <w:tcPr>
+            <w:tcW w:w="730" w:type="dxa"/>
+          </w:tcPr>
+          <w:p>
+            <w:pPr>
+              <w:jc w:val="center"/>
+              <w:rPr>
+                <w:lang w:val="vi-VN"/>
+              </w:rPr>
+            </w:pPr>
+            <w:r>
+              <w:rPr>
+                <w:lang w:val="vi-VN"/>
+              </w:rPr>
+              <w:t>0</w:t>
+            </w:r>
+          </w:p>
+        </w:tc>
+        <w:tc>
+          <w:tcPr>
+            <w:tcW w:w="590" w:type="dxa"/>
+          </w:tcPr>
+          <w:p>
+            <w:pPr>
+              <w:jc w:val="center"/>
+              <w:rPr>
+                <w:lang w:val="vi-VN"/>
+              </w:rPr>
+            </w:pPr>
+            <w:r>
+              <w:rPr>
+                <w:lang w:val="vi-VN"/>
+              </w:rPr>
+              <w:t>0</w:t>
+            </w:r>
+          </w:p>
+        </w:tc>
+      </w:tr>
+      <w:tr>
+        <w:trPr>
+          <w:gridAfter w:val="1"/>
+          <w:wAfter w:w="143" w:type="dxa"/>
+        </w:trPr>
+        <w:tc>
+          <w:tcPr>
+            <w:tcW w:w="427" w:type="dxa"/>
+            <w:vAlign w:val="center"/>
+          </w:tcPr>
+          <w:p>
+            <w:pPr>
+              <w:jc w:val="center"/>
+              <w:rPr>
+                <w:lang w:val="vi-VN"/>
+              </w:rPr>
+            </w:pPr>
+            <w:r>
+              <w:rPr>
+                <w:lang w:val="vi-VN"/>
+              </w:rPr>
+              <w:t>S3</w:t>
+            </w:r>
+          </w:p>
+        </w:tc>
+        <w:tc>
+          <w:tcPr>
+            <w:tcW w:w="1008" w:type="dxa"/>
+            <w:vAlign w:val="center"/>
+          </w:tcPr>
+          <w:p>
+            <w:pPr>
+              <w:jc w:val="center"/>
+            </w:pPr>
+            <w:r>
+              <w:rPr>
+                <w:lang w:val="vi-VN"/>
+              </w:rPr>
+              <w:t>X</w:t>
+            </w:r>
+          </w:p>
+        </w:tc>
+        <w:tc>
+          <w:tcPr>
+            <w:tcW w:w="2131" w:type="dxa"/>
+            <w:vAlign w:val="center"/>
+          </w:tcPr>
+          <w:p>
+            <w:pPr>
+              <w:jc w:val="center"/>
+              <w:rPr>
+                <w:lang w:val="vi-VN"/>
+              </w:rPr>
+            </w:pPr>
+            <w:r>
+              <w:rPr>
+                <w:lang w:val="vi-VN"/>
+              </w:rPr>
+              <w:t>X</w:t>
+            </w:r>
+          </w:p>
+        </w:tc>
+        <w:tc>
+          <w:tcPr>
+            <w:tcW w:w="929" w:type="dxa"/>
+            <w:vAlign w:val="center"/>
+          </w:tcPr>
+          <w:p>
+            <w:pPr>
+              <w:jc w:val="center"/>
+              <w:rPr>
+                <w:lang w:val="vi-VN"/>
+              </w:rPr>
+            </w:pPr>
+            <w:r>
+              <w:rPr>
+                <w:lang w:val="vi-VN"/>
+              </w:rPr>
+              <w:t>0</w:t>
+            </w:r>
+          </w:p>
+        </w:tc>
+        <w:tc>
+          <w:tcPr>
+            <w:tcW w:w="1585" w:type="dxa"/>
+            <w:vAlign w:val="center"/>
+          </w:tcPr>
+          <w:p>
+            <w:pPr>
+              <w:jc w:val="center"/>
+              <w:rPr>
+                <w:lang w:val="vi-VN"/>
+              </w:rPr>
+            </w:pPr>
+            <w:r>
+              <w:rPr>
+                <w:lang w:val="vi-VN"/>
+              </w:rPr>
+              <w:t>0</w:t>
+            </w:r>
+          </w:p>
+        </w:tc>
+        <w:tc>
+          <w:tcPr>
+            <w:tcW w:w="610" w:type="dxa"/>
+            <w:vAlign w:val="center"/>
+          </w:tcPr>
+          <w:p>
+            <w:pPr>
+              <w:jc w:val="center"/>
+              <w:rPr>
+                <w:lang w:val="vi-VN"/>
+              </w:rPr>
+            </w:pPr>
+            <w:r>
+              <w:rPr>
+                <w:lang w:val="vi-VN"/>
+              </w:rPr>
+              <w:t>0</w:t>
+            </w:r>
+          </w:p>
+        </w:tc>
+        <w:tc>
+          <w:tcPr>
+            <w:tcW w:w="610" w:type="dxa"/>
+            <w:vAlign w:val="center"/>
+          </w:tcPr>
+          <w:p>
+            <w:pPr>
+              <w:jc w:val="center"/>
+              <w:rPr>
+                <w:lang w:val="vi-VN"/>
+              </w:rPr>
+            </w:pPr>
+            <w:r>
+              <w:rPr>
+                <w:lang w:val="vi-VN"/>
+              </w:rPr>
+              <w:t>0</w:t>
+            </w:r>
+          </w:p>
+        </w:tc>
+        <w:tc>
+          <w:tcPr>
+            <w:tcW w:w="730" w:type="dxa"/>
+            <w:vAlign w:val="center"/>
+          </w:tcPr>
+          <w:p>
+            <w:pPr>
+              <w:jc w:val="center"/>
+              <w:rPr>
+                <w:lang w:val="vi-VN"/>
+              </w:rPr>
+            </w:pPr>
+            <w:r>
+              <w:rPr>
+                <w:lang w:val="vi-VN"/>
+              </w:rPr>
+              <w:t>1</w:t>
+            </w:r>
+          </w:p>
+        </w:tc>
+        <w:tc>
+          <w:tcPr>
+            <w:tcW w:w="730" w:type="dxa"/>
+          </w:tcPr>
+          <w:p>
+            <w:pPr>
+              <w:jc w:val="center"/>
+              <w:rPr>
+                <w:lang w:val="vi-VN"/>
+              </w:rPr>
+            </w:pPr>
+            <w:r>
+              <w:rPr>
+                <w:lang w:val="vi-VN"/>
+              </w:rPr>
+              <w:t>1</w:t>
+            </w:r>
+          </w:p>
+        </w:tc>
+        <w:tc>
+          <w:tcPr>
+            <w:tcW w:w="590" w:type="dxa"/>
+          </w:tcPr>
+          <w:p>
+            <w:pPr>
+              <w:jc w:val="center"/>
+              <w:rPr>
+                <w:lang w:val="vi-VN"/>
+              </w:rPr>
+            </w:pPr>
+            <w:r>
+              <w:rPr>
+                <w:lang w:val="vi-VN"/>
+              </w:rPr>
+              <w:t>0</w:t>
+            </w:r>
+          </w:p>
+        </w:tc>
+      </w:tr>
+      <w:tr>
+        <w:trPr>
+          <w:gridAfter w:val="1"/>
+          <w:wAfter w:w="143" w:type="dxa"/>
+        </w:trPr>
+        <w:tc>
+          <w:tcPr>
+            <w:tcW w:w="427" w:type="dxa"/>
+            <w:vAlign w:val="center"/>
+          </w:tcPr>
+          <w:p>
+            <w:pPr>
+              <w:jc w:val="center"/>
+              <w:rPr>
+                <w:lang w:val="vi-VN"/>
+              </w:rPr>
+            </w:pPr>
+            <w:r>
+              <w:rPr>
+                <w:lang w:val="vi-VN"/>
+              </w:rPr>
+              <w:t>S4</w:t>
+            </w:r>
+          </w:p>
+        </w:tc>
+        <w:tc>
+          <w:tcPr>
+            <w:tcW w:w="1008" w:type="dxa"/>
+            <w:vAlign w:val="center"/>
+          </w:tcPr>
+          <w:p>
+            <w:pPr>
+              <w:jc w:val="center"/>
+              <w:rPr>
+                <w:lang w:val="vi-VN"/>
+              </w:rPr>
+            </w:pPr>
+            <w:r>
+              <w:rPr>
+                <w:lang w:val="vi-VN"/>
+              </w:rPr>
+              <w:t>X</w:t>
+            </w:r>
+          </w:p>
+        </w:tc>
+        <w:tc>
+          <w:tcPr>
+            <w:tcW w:w="2131" w:type="dxa"/>
+            <w:vAlign w:val="center"/>
+          </w:tcPr>
+          <w:p>
+            <w:pPr>
+              <w:jc w:val="center"/>
+              <w:rPr>
+                <w:lang w:val="vi-VN"/>
+              </w:rPr>
+            </w:pPr>
+            <w:r>
+              <w:rPr>
+                <w:lang w:val="vi-VN"/>
+              </w:rPr>
+              <w:t>1 0</w:t>
+            </w:r>
+          </w:p>
+        </w:tc>
+        <w:tc>
+          <w:tcPr>
+            <w:tcW w:w="929" w:type="dxa"/>
+            <w:vAlign w:val="center"/>
+          </w:tcPr>
+          <w:p>
+            <w:pPr>
+              <w:jc w:val="center"/>
+              <w:rPr>
+                <w:lang w:val="vi-VN"/>
+              </w:rPr>
+            </w:pPr>
+            <w:r>
+              <w:rPr>
+                <w:lang w:val="vi-VN"/>
+              </w:rPr>
+              <w:t>0</w:t>
+            </w:r>
+          </w:p>
+        </w:tc>
+        <w:tc>
+          <w:tcPr>
+            <w:tcW w:w="1585" w:type="dxa"/>
+            <w:vAlign w:val="center"/>
+          </w:tcPr>
+          <w:p>
+            <w:pPr>
+              <w:jc w:val="center"/>
+              <w:rPr>
+                <w:lang w:val="vi-VN"/>
+              </w:rPr>
+            </w:pPr>
+            <w:r>
+              <w:rPr>
+                <w:lang w:val="vi-VN"/>
+              </w:rPr>
+              <w:t>1</w:t>
+            </w:r>
+          </w:p>
+        </w:tc>
+        <w:tc>
+          <w:tcPr>
+            <w:tcW w:w="610" w:type="dxa"/>
+            <w:vAlign w:val="center"/>
+          </w:tcPr>
+          <w:p>
+            <w:pPr>
+              <w:jc w:val="center"/>
+              <w:rPr>
+                <w:lang w:val="vi-VN"/>
+              </w:rPr>
+            </w:pPr>
+            <w:r>
+              <w:rPr>
+                <w:lang w:val="vi-VN"/>
+              </w:rPr>
+              <w:t>0</w:t>
+            </w:r>
+          </w:p>
+        </w:tc>
+        <w:tc>
+          <w:tcPr>
+            <w:tcW w:w="610" w:type="dxa"/>
+            <w:vAlign w:val="center"/>
+          </w:tcPr>
+          <w:p>
+            <w:pPr>
+              <w:jc w:val="center"/>
+              <w:rPr>
+                <w:lang w:val="vi-VN"/>
+              </w:rPr>
+            </w:pPr>
+            <w:r>
+              <w:rPr>
+                <w:lang w:val="vi-VN"/>
+              </w:rPr>
+              <w:t>0</w:t>
+            </w:r>
+          </w:p>
+        </w:tc>
+        <w:tc>
+          <w:tcPr>
+            <w:tcW w:w="730" w:type="dxa"/>
+            <w:vAlign w:val="center"/>
+          </w:tcPr>
+          <w:p>
+            <w:pPr>
+              <w:jc w:val="center"/>
+              <w:rPr>
+                <w:lang w:val="vi-VN"/>
+              </w:rPr>
+            </w:pPr>
+            <w:r>
+              <w:rPr>
+                <w:lang w:val="vi-VN"/>
+              </w:rPr>
+              <w:t>0</w:t>
+            </w:r>
+          </w:p>
+        </w:tc>
+        <w:tc>
+          <w:tcPr>
+            <w:tcW w:w="730" w:type="dxa"/>
+          </w:tcPr>
+          <w:p>
+            <w:pPr>
+              <w:jc w:val="center"/>
+              <w:rPr>
+                <w:lang w:val="vi-VN"/>
+              </w:rPr>
+            </w:pPr>
+            <w:r>
+              <w:rPr>
+                <w:lang w:val="vi-VN"/>
+              </w:rPr>
+              <w:t>0</w:t>
+            </w:r>
+          </w:p>
+        </w:tc>
+        <w:tc>
+          <w:tcPr>
+            <w:tcW w:w="590" w:type="dxa"/>
+          </w:tcPr>
+          <w:p>
+            <w:pPr>
+              <w:jc w:val="center"/>
+              <w:rPr>
+                <w:lang w:val="vi-VN"/>
+              </w:rPr>
+            </w:pPr>
+            <w:r>
+              <w:rPr>
+                <w:lang w:val="vi-VN"/>
+              </w:rPr>
+              <w:t>0</w:t>
+            </w:r>
+          </w:p>
+        </w:tc>
+      </w:tr>
+      <w:tr>
+        <w:trPr>
+          <w:gridAfter w:val="1"/>
+          <w:wAfter w:w="143" w:type="dxa"/>
+        </w:trPr>
+        <w:tc>
+          <w:tcPr>
+            <w:tcW w:w="427" w:type="dxa"/>
+            <w:vAlign w:val="center"/>
+          </w:tcPr>
+          <w:p>
+            <w:pPr>
+              <w:jc w:val="center"/>
+              <w:rPr>
+                <w:lang w:val="vi-VN"/>
+              </w:rPr>
+            </w:pPr>
+            <w:r>
+              <w:rPr>
+                <w:lang w:val="vi-VN"/>
+              </w:rPr>
+              <w:t>S5</w:t>
+            </w:r>
+          </w:p>
+        </w:tc>
+        <w:tc>
+          <w:tcPr>
+            <w:tcW w:w="1008" w:type="dxa"/>
+            <w:vAlign w:val="center"/>
+          </w:tcPr>
+          <w:p>
+            <w:pPr>
+              <w:jc w:val="center"/>
+              <w:rPr>
+                <w:lang w:val="vi-VN"/>
+              </w:rPr>
+            </w:pPr>
+            <w:r>
+              <w:rPr>
+                <w:lang w:val="vi-VN"/>
+              </w:rPr>
+              <w:t>X</w:t>
+            </w:r>
+          </w:p>
+        </w:tc>
+        <w:tc>
+          <w:tcPr>
+            <w:tcW w:w="2131" w:type="dxa"/>
+            <w:vAlign w:val="center"/>
+          </w:tcPr>
+          <w:p>
+            <w:pPr>
+              <w:jc w:val="center"/>
+              <w:rPr>
+                <w:lang w:val="vi-VN"/>
+              </w:rPr>
+            </w:pPr>
+            <w:r>
+              <w:rPr>
+                <w:lang w:val="vi-VN"/>
+              </w:rPr>
+              <w:t>0 0</w:t>
+            </w:r>
+          </w:p>
+        </w:tc>
+        <w:tc>
+          <w:tcPr>
+            <w:tcW w:w="929" w:type="dxa"/>
+            <w:vAlign w:val="center"/>
+          </w:tcPr>
+          <w:p>
+            <w:pPr>
+              <w:jc w:val="center"/>
+              <w:rPr>
+                <w:lang w:val="vi-VN"/>
+              </w:rPr>
+            </w:pPr>
+            <w:r>
+              <w:rPr>
+                <w:lang w:val="vi-VN"/>
+              </w:rPr>
+              <w:t>0</w:t>
+            </w:r>
+          </w:p>
+        </w:tc>
+        <w:tc>
+          <w:tcPr>
+            <w:tcW w:w="1585" w:type="dxa"/>
+            <w:vAlign w:val="center"/>
+          </w:tcPr>
+          <w:p>
+            <w:pPr>
+              <w:jc w:val="center"/>
+              <w:rPr>
+                <w:lang w:val="vi-VN"/>
+              </w:rPr>
+            </w:pPr>
+            <w:r>
+              <w:rPr>
+                <w:lang w:val="vi-VN"/>
+              </w:rPr>
+              <w:t>1</w:t>
+            </w:r>
+          </w:p>
+        </w:tc>
+        <w:tc>
+          <w:tcPr>
+            <w:tcW w:w="610" w:type="dxa"/>
+            <w:vAlign w:val="center"/>
+          </w:tcPr>
+          <w:p>
+            <w:pPr>
+              <w:jc w:val="center"/>
+              <w:rPr>
+                <w:lang w:val="vi-VN"/>
+              </w:rPr>
+            </w:pPr>
+            <w:r>
+              <w:rPr>
+                <w:lang w:val="vi-VN"/>
+              </w:rPr>
+              <w:t>0</w:t>
+            </w:r>
+          </w:p>
+        </w:tc>
+        <w:tc>
+          <w:tcPr>
+            <w:tcW w:w="610" w:type="dxa"/>
+            <w:vAlign w:val="center"/>
+          </w:tcPr>
+          <w:p>
+            <w:pPr>
+              <w:jc w:val="center"/>
+              <w:rPr>
+                <w:lang w:val="vi-VN"/>
+              </w:rPr>
+            </w:pPr>
+            <w:r>
+              <w:rPr>
+                <w:lang w:val="vi-VN"/>
+              </w:rPr>
+              <w:t>0</w:t>
+            </w:r>
+          </w:p>
+        </w:tc>
+        <w:tc>
+          <w:tcPr>
+            <w:tcW w:w="730" w:type="dxa"/>
+            <w:vAlign w:val="center"/>
+          </w:tcPr>
+          <w:p>
+            <w:pPr>
+              <w:jc w:val="center"/>
+              <w:rPr>
+                <w:lang w:val="vi-VN"/>
+              </w:rPr>
+            </w:pPr>
+            <w:r>
+              <w:rPr>
+                <w:lang w:val="vi-VN"/>
+              </w:rPr>
+              <w:t>0</w:t>
+            </w:r>
+          </w:p>
+        </w:tc>
+        <w:tc>
+          <w:tcPr>
+            <w:tcW w:w="730" w:type="dxa"/>
+          </w:tcPr>
+          <w:p>
+            <w:pPr>
+              <w:jc w:val="center"/>
+              <w:rPr>
+                <w:lang w:val="vi-VN"/>
+              </w:rPr>
+            </w:pPr>
+            <w:r>
+              <w:rPr>
+                <w:lang w:val="vi-VN"/>
+              </w:rPr>
+              <w:t>0</w:t>
+            </w:r>
+          </w:p>
+        </w:tc>
+        <w:tc>
+          <w:tcPr>
+            <w:tcW w:w="590" w:type="dxa"/>
+          </w:tcPr>
+          <w:p>
+            <w:pPr>
+              <w:jc w:val="center"/>
+              <w:rPr>
+                <w:lang w:val="vi-VN"/>
+              </w:rPr>
+            </w:pPr>
+            <w:r>
+              <w:rPr>
+                <w:lang w:val="vi-VN"/>
+              </w:rPr>
+              <w:t>0</w:t>
+            </w:r>
+          </w:p>
+        </w:tc>
+      </w:tr>
+      <w:tr>
+        <w:trPr>
+          <w:gridAfter w:val="1"/>
+          <w:wAfter w:w="143" w:type="dxa"/>
+        </w:trPr>
+        <w:tc>
+          <w:tcPr>
+            <w:tcW w:w="427" w:type="dxa"/>
+            <w:vAlign w:val="center"/>
+          </w:tcPr>
+          <w:p>
+            <w:pPr>
+              <w:jc w:val="center"/>
+              <w:rPr>
+                <w:lang w:val="vi-VN"/>
+              </w:rPr>
+            </w:pPr>
+            <w:r>
+              <w:rPr>
+                <w:lang w:val="vi-VN"/>
+              </w:rPr>
+              <w:t>S6</w:t>
+            </w:r>
+          </w:p>
+        </w:tc>
+        <w:tc>
+          <w:tcPr>
+            <w:tcW w:w="1008" w:type="dxa"/>
+            <w:vAlign w:val="center"/>
+          </w:tcPr>
+          <w:p>
+            <w:pPr>
+              <w:jc w:val="center"/>
+              <w:rPr>
+                <w:lang w:val="vi-VN"/>
+              </w:rPr>
+            </w:pPr>
+            <w:r>
+              <w:rPr>
+                <w:lang w:val="vi-VN"/>
+              </w:rPr>
+              <w:t>1</w:t>
+            </w:r>
+          </w:p>
+        </w:tc>
+        <w:tc>
+          <w:tcPr>
+            <w:tcW w:w="2131" w:type="dxa"/>
+            <w:vAlign w:val="center"/>
+          </w:tcPr>
+          <w:p>
+            <w:pPr>
+              <w:jc w:val="center"/>
+              <w:rPr>
+                <w:lang w:val="vi-VN"/>
+              </w:rPr>
+            </w:pPr>
+            <w:r>
+              <w:rPr>
+                <w:lang w:val="vi-VN"/>
+              </w:rPr>
+              <w:t>X</w:t>
+            </w:r>
+          </w:p>
+        </w:tc>
+        <w:tc>
+          <w:tcPr>
+            <w:tcW w:w="929" w:type="dxa"/>
+            <w:vAlign w:val="center"/>
+          </w:tcPr>
+          <w:p>
+            <w:pPr>
+              <w:jc w:val="center"/>
+              <w:rPr>
+                <w:lang w:val="vi-VN"/>
+              </w:rPr>
+            </w:pPr>
+            <w:r>
+              <w:rPr>
+                <w:lang w:val="vi-VN"/>
+              </w:rPr>
+              <w:t>1</w:t>
+            </w:r>
+          </w:p>
+        </w:tc>
+        <w:tc>
+          <w:tcPr>
+            <w:tcW w:w="1585" w:type="dxa"/>
+            <w:vAlign w:val="center"/>
+          </w:tcPr>
+          <w:p>
+            <w:pPr>
+              <w:jc w:val="center"/>
+              <w:rPr>
+                <w:lang w:val="vi-VN"/>
+              </w:rPr>
+            </w:pPr>
+            <w:r>
+              <w:rPr>
+                <w:lang w:val="vi-VN"/>
+              </w:rPr>
+              <w:t>0</w:t>
+            </w:r>
+          </w:p>
+        </w:tc>
+        <w:tc>
+          <w:tcPr>
+            <w:tcW w:w="610" w:type="dxa"/>
+            <w:vAlign w:val="center"/>
+          </w:tcPr>
+          <w:p>
+            <w:pPr>
+              <w:jc w:val="center"/>
+              <w:rPr>
+                <w:lang w:val="vi-VN"/>
+              </w:rPr>
+            </w:pPr>
+            <w:r>
+              <w:rPr>
+                <w:lang w:val="vi-VN"/>
+              </w:rPr>
+              <w:t>0</w:t>
+            </w:r>
+          </w:p>
+        </w:tc>
+        <w:tc>
+          <w:tcPr>
+            <w:tcW w:w="610" w:type="dxa"/>
+            <w:vAlign w:val="center"/>
+          </w:tcPr>
+          <w:p>
+            <w:pPr>
+              <w:jc w:val="center"/>
+              <w:rPr>
+                <w:lang w:val="vi-VN"/>
+              </w:rPr>
+            </w:pPr>
+            <w:r>
+              <w:rPr>
+                <w:lang w:val="vi-VN"/>
+              </w:rPr>
+              <w:t>0</w:t>
+            </w:r>
+          </w:p>
+        </w:tc>
+        <w:tc>
+          <w:tcPr>
+            <w:tcW w:w="730" w:type="dxa"/>
+            <w:vAlign w:val="center"/>
+          </w:tcPr>
+          <w:p>
+            <w:pPr>
+              <w:jc w:val="center"/>
+              <w:rPr>
+                <w:lang w:val="vi-VN"/>
+              </w:rPr>
+            </w:pPr>
+            <w:r>
+              <w:rPr>
+                <w:lang w:val="vi-VN"/>
+              </w:rPr>
+              <w:t>0</w:t>
+            </w:r>
+          </w:p>
+        </w:tc>
+        <w:tc>
+          <w:tcPr>
+            <w:tcW w:w="730" w:type="dxa"/>
+          </w:tcPr>
+          <w:p>
+            <w:pPr>
+              <w:jc w:val="center"/>
+              <w:rPr>
+                <w:lang w:val="vi-VN"/>
+              </w:rPr>
+            </w:pPr>
+            <w:r>
+              <w:rPr>
+                <w:lang w:val="vi-VN"/>
+              </w:rPr>
+              <w:t>0</w:t>
+            </w:r>
+          </w:p>
+        </w:tc>
+        <w:tc>
+          <w:tcPr>
+            <w:tcW w:w="590" w:type="dxa"/>
+          </w:tcPr>
+          <w:p>
+            <w:pPr>
+              <w:jc w:val="center"/>
+              <w:rPr>
+                <w:lang w:val="vi-VN"/>
+              </w:rPr>
+            </w:pPr>
+            <w:r>
+              <w:rPr>
+                <w:lang w:val="vi-VN"/>
+              </w:rPr>
+              <w:t>0</w:t>
+            </w:r>
+          </w:p>
+        </w:tc>
+      </w:tr>
+      <w:tr>
+        <w:trPr>
+          <w:gridAfter w:val="1"/>
+          <w:wAfter w:w="143" w:type="dxa"/>
+        </w:trPr>
+        <w:tc>
+          <w:tcPr>
+            <w:tcW w:w="427" w:type="dxa"/>
+            <w:vAlign w:val="center"/>
+          </w:tcPr>
+          <w:p>
+            <w:pPr>
+              <w:jc w:val="center"/>
+              <w:rPr>
+                <w:lang w:val="vi-VN"/>
+              </w:rPr>
+            </w:pPr>
+            <w:r>
+              <w:rPr>
+                <w:lang w:val="vi-VN"/>
+              </w:rPr>
+              <w:t>S7</w:t>
+            </w:r>
+          </w:p>
+        </w:tc>
+        <w:tc>
+          <w:tcPr>
+            <w:tcW w:w="1008" w:type="dxa"/>
+            <w:vAlign w:val="center"/>
+          </w:tcPr>
+          <w:p>
+            <w:pPr>
+              <w:jc w:val="center"/>
+              <w:rPr>
+                <w:lang w:val="vi-VN"/>
+              </w:rPr>
+            </w:pPr>
+            <w:r>
+              <w:rPr>
+                <w:lang w:val="vi-VN"/>
+              </w:rPr>
+              <w:t>X</w:t>
+            </w:r>
+          </w:p>
+        </w:tc>
+        <w:tc>
+          <w:tcPr>
+            <w:tcW w:w="2131" w:type="dxa"/>
+            <w:vAlign w:val="center"/>
+          </w:tcPr>
+          <w:p>
+            <w:pPr>
+              <w:jc w:val="center"/>
+              <w:rPr>
+                <w:lang w:val="vi-VN"/>
+              </w:rPr>
+            </w:pPr>
+            <w:r>
+              <w:rPr>
+                <w:lang w:val="vi-VN"/>
+              </w:rPr>
+              <w:t>X</w:t>
+            </w:r>
+          </w:p>
+        </w:tc>
+        <w:tc>
+          <w:tcPr>
+            <w:tcW w:w="929" w:type="dxa"/>
+            <w:vAlign w:val="center"/>
+          </w:tcPr>
+          <w:p>
+            <w:pPr>
+              <w:jc w:val="center"/>
+              <w:rPr>
+                <w:lang w:val="vi-VN"/>
+              </w:rPr>
+            </w:pPr>
+            <w:r>
+              <w:rPr>
+                <w:lang w:val="vi-VN"/>
+              </w:rPr>
+              <w:t>0</w:t>
+            </w:r>
+          </w:p>
+        </w:tc>
+        <w:tc>
+          <w:tcPr>
+            <w:tcW w:w="1585" w:type="dxa"/>
+            <w:vAlign w:val="center"/>
+          </w:tcPr>
+          <w:p>
+            <w:pPr>
+              <w:jc w:val="center"/>
+              <w:rPr>
+                <w:lang w:val="vi-VN"/>
+              </w:rPr>
+            </w:pPr>
+            <w:r>
+              <w:rPr>
+                <w:lang w:val="vi-VN"/>
+              </w:rPr>
+              <w:t>0</w:t>
+            </w:r>
+          </w:p>
+        </w:tc>
+        <w:tc>
+          <w:tcPr>
+            <w:tcW w:w="610" w:type="dxa"/>
+            <w:vAlign w:val="center"/>
+          </w:tcPr>
+          <w:p>
+            <w:pPr>
+              <w:jc w:val="center"/>
+              <w:rPr>
+                <w:lang w:val="vi-VN"/>
+              </w:rPr>
+            </w:pPr>
+            <w:r>
+              <w:rPr>
+                <w:lang w:val="vi-VN"/>
+              </w:rPr>
+              <w:t>0</w:t>
+            </w:r>
+          </w:p>
+        </w:tc>
+        <w:tc>
+          <w:tcPr>
+            <w:tcW w:w="610" w:type="dxa"/>
+            <w:vAlign w:val="center"/>
+          </w:tcPr>
+          <w:p>
+            <w:pPr>
+              <w:jc w:val="center"/>
+              <w:rPr>
+                <w:lang w:val="vi-VN"/>
+              </w:rPr>
+            </w:pPr>
+            <w:r>
+              <w:rPr>
+                <w:lang w:val="vi-VN"/>
+              </w:rPr>
+              <w:t>0</w:t>
+            </w:r>
+          </w:p>
+        </w:tc>
+        <w:tc>
+          <w:tcPr>
+            <w:tcW w:w="730" w:type="dxa"/>
+            <w:vAlign w:val="center"/>
+          </w:tcPr>
+          <w:p>
+            <w:pPr>
+              <w:jc w:val="center"/>
+              <w:rPr>
+                <w:lang w:val="vi-VN"/>
+              </w:rPr>
+            </w:pPr>
+            <w:r>
+              <w:rPr>
+                <w:lang w:val="vi-VN"/>
+              </w:rPr>
+              <w:t>0</w:t>
+            </w:r>
+          </w:p>
+        </w:tc>
+        <w:tc>
+          <w:tcPr>
+            <w:tcW w:w="730" w:type="dxa"/>
+          </w:tcPr>
+          <w:p>
+            <w:pPr>
+              <w:jc w:val="center"/>
+              <w:rPr>
+                <w:lang w:val="vi-VN"/>
+              </w:rPr>
+            </w:pPr>
+            <w:r>
+              <w:rPr>
+                <w:lang w:val="vi-VN"/>
+              </w:rPr>
+              <w:t>0</w:t>
+            </w:r>
+          </w:p>
+        </w:tc>
+        <w:tc>
+          <w:tcPr>
+            <w:tcW w:w="590" w:type="dxa"/>
+          </w:tcPr>
+          <w:p>
+            <w:pPr>
+              <w:jc w:val="center"/>
+              <w:rPr>
+                <w:lang w:val="vi-VN"/>
+              </w:rPr>
+            </w:pPr>
+            <w:r>
+              <w:rPr>
+                <w:lang w:val="vi-VN"/>
+              </w:rPr>
+              <w:t>1</w:t>
+            </w:r>
+          </w:p>
+        </w:tc>
+      </w:tr>
+    </w:tbl>
+    <w:p>
+      <w:pPr>
+        <w:rPr>
+          <w:lang w:val="vi-VN"/>
+        </w:rPr>
+      </w:pPr>
+    </w:p>
+    <w:p>
+      <w:pPr>
+        <w:ind w:left="720"/>
+      </w:pPr>
+      <w:r>
+        <w:t>SabsMax = Q0’</w:t>
+      </w:r>
+    </w:p>
+    <w:p>
+      <w:pPr>
+        <w:ind w:left="720"/>
+      </w:pPr>
+      <w:r>
+        <w:t>SabsMinAddSub[1] = Q0’</w:t>
+      </w:r>
+    </w:p>
+    <w:p>
+      <w:pPr>
+        <w:ind w:left="720"/>
+      </w:pPr>
+      <w:r>
+        <w:t>SabsMinAddSub[0] = Q2’</w:t>
+      </w:r>
+    </w:p>
+    <w:p>
+      <w:pPr>
+        <w:ind w:left="720"/>
+      </w:pPr>
+      <w:r>
+        <w:t xml:space="preserve">AbsMax = </w:t>
+      </w:r>
+      <w:r>
+        <w:t>Q2'Q1'Q0 + Q1Q0'</w:t>
+      </w:r>
+    </w:p>
+    <w:p>
+      <w:pPr>
+        <w:ind w:left="720"/>
+        <w:rPr>
+          <w:lang w:val="vi-VN"/>
+        </w:rPr>
+      </w:pPr>
+      <w:r>
+        <w:rPr>
+          <w:lang w:val="vi-VN"/>
+        </w:rPr>
+        <w:t>AbsMinAddSub</w:t>
+      </w:r>
+      <w:r>
+        <w:t xml:space="preserve"> = </w:t>
+      </w:r>
+      <w:r>
+        <w:t>Q1'Q0 + Q2'Q1Q0' + Q2Q1'</w:t>
+      </w:r>
+      <w:r>
+        <w:t xml:space="preserve"> = Q1’(Q0 + Q2) + </w:t>
+      </w:r>
+      <w:r>
+        <w:t>Q2'Q1Q0'</w:t>
+      </w:r>
+    </w:p>
+    <w:p>
+      <w:pPr>
+        <w:ind w:left="720"/>
+      </w:pPr>
+      <w:r>
+        <w:t xml:space="preserve">Cin1 = Cin2 = </w:t>
+      </w:r>
+      <w:r>
+        <w:t>Q2'Q1'Q0'</w:t>
+      </w:r>
+    </w:p>
+    <w:p>
+      <w:pPr>
+        <w:ind w:left="720"/>
+      </w:pPr>
+      <w:r>
+        <w:rPr>
+          <w:lang w:val="vi-VN"/>
+        </w:rPr>
+        <w:t>Shift1</w:t>
+      </w:r>
+      <w:r>
+        <w:t xml:space="preserve"> = Shift3 = </w:t>
+      </w:r>
+      <w:r>
+        <w:t>Q2'Q1Q0</w:t>
+      </w:r>
+    </w:p>
+    <w:p>
+      <w:pPr>
+        <w:ind w:left="720"/>
+      </w:pPr>
+      <w:r>
+        <w:t xml:space="preserve">COP = </w:t>
+      </w:r>
+      <w:r>
+        <w:t>Q2Q1Q0</w:t>
+      </w:r>
+    </w:p>
+    <w:p>
+      <w:pPr>
+        <w:pStyle w:val="ListParagraph"/>
+        <w:rPr>
+          <w:rFonts w:ascii="Times New Roman" w:hAnsi="Times New Roman" w:cs="Times New Roman"/>
+        </w:rPr>
+      </w:pPr>
+    </w:p>
+    <w:p>
+      <w:pPr>
+        <w:pStyle w:val="ListParagraph"/>
+        <w:rPr>
+          <w:rFonts w:ascii="Times New Roman" w:hAnsi="Times New Roman" w:cs="Times New Roman"/>
+        </w:rPr>
+      </w:pPr>
     </w:p>
     <w:p>
       <w:pPr>

--- a/report.docx
+++ b/report.docx
@@ -3926,7 +3926,13 @@
               <w:jc w:val="center"/>
             </w:pPr>
             <w:r>
-              <w:t>0 1 0(min)</w:t>
+              <w:t>0 1 0(</w:t>
+            </w:r>
+            <w:r>
+              <w:t>y</w:t>
+            </w:r>
+            <w:r>
+              <w:t>)</w:t>
             </w:r>
           </w:p>
         </w:tc>
@@ -4035,7 +4041,13 @@
               <w:jc w:val="center"/>
             </w:pPr>
             <w:r>
-              <w:t>1 0 1(sh3)</w:t>
+              <w:t>1 0 1(</w:t>
+            </w:r>
+            <w:r>
+              <w:t>t3</w:t>
+            </w:r>
+            <w:r>
+              <w:t>)</w:t>
             </w:r>
           </w:p>
         </w:tc>
@@ -4144,7 +4156,13 @@
               <w:jc w:val="center"/>
             </w:pPr>
             <w:r>
-              <w:t>1 0 0(sub)</w:t>
+              <w:t>1 0 0(</w:t>
+            </w:r>
+            <w:r>
+              <w:t>t5</w:t>
+            </w:r>
+            <w:r>
+              <w:t>)</w:t>
             </w:r>
           </w:p>
         </w:tc>
@@ -4253,7 +4271,13 @@
               <w:jc w:val="center"/>
             </w:pPr>
             <w:r>
-              <w:t>0 1 1(sum)</w:t>
+              <w:t>0 1 1(</w:t>
+            </w:r>
+            <w:r>
+              <w:t>t6</w:t>
+            </w:r>
+            <w:r>
+              <w:t>)</w:t>
             </w:r>
           </w:p>
         </w:tc>
@@ -5223,7 +5247,7 @@
               <w:jc w:val="center"/>
             </w:pPr>
             <w:r>
-              <w:t>0 1 1</w:t>
+              <w:t>0 1 0</w:t>
             </w:r>
           </w:p>
         </w:tc>
@@ -5862,7 +5886,7 @@
         <w:ind w:left="607"/>
       </w:pPr>
       <w:r>
-        <w:t>RAA2[0] = Q0’ + Q1</w:t>
+        <w:t>RAA2[0] = Q0’</w:t>
       </w:r>
     </w:p>
     <w:p>
